--- a/data/revised_2026-10_full/outputs/v2/Biology/SS3.3_Animal_Gaseous_Exchange_and_Respiration/Biology_Animal_Gaseous_Exchange_and_Respiration_CBE_LessonSequence.docx
+++ b/data/revised_2026-10_full/outputs/v2/Biology/SS3.3_Animal_Gaseous_Exchange_and_Respiration/Biology_Animal_Gaseous_Exchange_and_Respiration_CBE_LessonSequence.docx
@@ -2818,7 +2818,7 @@
         </w:rPr>
         <w:t xml:space="preserve">© 2026 SeaVuria and ARES. This work is licensed under a </w:t>
       </w:r>
-      <w:hyperlink w:history="1" r:id="rIdiynfg2e14uimgyhnfqg1m">
+      <w:hyperlink w:history="1" r:id="rIducqgqdawzsgwhwmm5tmih">
         <w:r>
           <w:rPr>
             <w:rFonts w:ascii="Arial" w:cs="Arial" w:eastAsia="Arial" w:hAnsi="Arial"/>
@@ -2838,7 +2838,7 @@
         </w:rPr>
         <w:t xml:space="preserve"> (</w:t>
       </w:r>
-      <w:hyperlink w:history="1" r:id="rIdag5507azpahegob8hwcwg">
+      <w:hyperlink w:history="1" r:id="rId7q_ffx1mnpyaaia92wzml">
         <w:r>
           <w:rPr>
             <w:rFonts w:ascii="Arial" w:cs="Arial" w:eastAsia="Arial" w:hAnsi="Arial"/>
@@ -2858,7 +2858,7 @@
         </w:rPr>
         <w:t xml:space="preserve">). To view a copy of this license, visit </w:t>
       </w:r>
-      <w:hyperlink w:history="1" r:id="rIdua5dwjslcohjlqukvlqvu">
+      <w:hyperlink w:history="1" r:id="rIdnsdw_7up9z2ucwnja5bsg">
         <w:r>
           <w:rPr>
             <w:rFonts w:ascii="Arial" w:cs="Arial" w:eastAsia="Arial" w:hAnsi="Arial"/>
@@ -3897,7 +3897,7 @@
             <w:pPr>
               <w:spacing w:after="20" w:before="0"/>
             </w:pPr>
-            <w:hyperlink w:history="1" r:id="rId_vuux1z_ustxc0i7cywzp">
+            <w:hyperlink w:history="1" r:id="rIdh1gd-qknxsuhtolm4e2sn">
               <w:r>
                 <w:rPr>
                   <w:rFonts w:ascii="Arial" w:cs="Arial" w:eastAsia="Arial" w:hAnsi="Arial"/>
@@ -3930,7 +3930,7 @@
               <w:spacing w:after="10" w:before="0"/>
               <w:ind w:left="120"/>
             </w:pPr>
-            <w:hyperlink w:history="1" r:id="rId1hrluqbex-jxw1egmymak">
+            <w:hyperlink w:history="1" r:id="rIdffzq0r5ntt4najpmw1edc">
               <w:r>
                 <w:rPr>
                   <w:rFonts w:ascii="Arial" w:cs="Arial" w:eastAsia="Arial" w:hAnsi="Arial"/>
@@ -3975,7 +3975,7 @@
             <w:pPr>
               <w:spacing w:after="20" w:before="0"/>
             </w:pPr>
-            <w:hyperlink w:history="1" r:id="rIdncua6q04s8ylafbek1kao">
+            <w:hyperlink w:history="1" r:id="rIdcf23hnbc-pyflr8cwchcr">
               <w:r>
                 <w:rPr>
                   <w:rFonts w:ascii="Arial" w:cs="Arial" w:eastAsia="Arial" w:hAnsi="Arial"/>
@@ -4008,7 +4008,7 @@
               <w:spacing w:after="10" w:before="0"/>
               <w:ind w:left="120"/>
             </w:pPr>
-            <w:hyperlink w:history="1" r:id="rIdxb8kvpzwkz7zszbsf-vuz">
+            <w:hyperlink w:history="1" r:id="rIdei47fkiqxly9csxisejf8">
               <w:r>
                 <w:rPr>
                   <w:rFonts w:ascii="Arial" w:cs="Arial" w:eastAsia="Arial" w:hAnsi="Arial"/>
@@ -4208,7 +4208,7 @@
             <w:pPr>
               <w:spacing w:after="20" w:before="0"/>
             </w:pPr>
-            <w:hyperlink w:history="1" r:id="rId1alrceaup7i7kjgwaeo3n">
+            <w:hyperlink w:history="1" r:id="rIdrglyaxmx2jseyrurrfteh">
               <w:r>
                 <w:rPr>
                   <w:rFonts w:ascii="Arial" w:cs="Arial" w:eastAsia="Arial" w:hAnsi="Arial"/>
@@ -4241,7 +4241,7 @@
               <w:spacing w:after="10" w:before="0"/>
               <w:ind w:left="120"/>
             </w:pPr>
-            <w:hyperlink w:history="1" r:id="rIdluwfl9ly4vvpj1nowexez">
+            <w:hyperlink w:history="1" r:id="rIddnnfnlx_zw7fy30o6mltz">
               <w:r>
                 <w:rPr>
                   <w:rFonts w:ascii="Arial" w:cs="Arial" w:eastAsia="Arial" w:hAnsi="Arial"/>
@@ -4286,7 +4286,7 @@
             <w:pPr>
               <w:spacing w:after="20" w:before="0"/>
             </w:pPr>
-            <w:hyperlink w:history="1" r:id="rIdyo7e19ougv2pbftgct1ej">
+            <w:hyperlink w:history="1" r:id="rIdhrzraolerxcd97behqvgt">
               <w:r>
                 <w:rPr>
                   <w:rFonts w:ascii="Arial" w:cs="Arial" w:eastAsia="Arial" w:hAnsi="Arial"/>
@@ -4319,7 +4319,7 @@
               <w:spacing w:after="10" w:before="0"/>
               <w:ind w:left="120"/>
             </w:pPr>
-            <w:hyperlink w:history="1" r:id="rId-g56wwpaqstemtl-_goh1">
+            <w:hyperlink w:history="1" r:id="rIdvmus-df0l95qllbrsu5lx">
               <w:r>
                 <w:rPr>
                   <w:rFonts w:ascii="Arial" w:cs="Arial" w:eastAsia="Arial" w:hAnsi="Arial"/>
@@ -4519,7 +4519,7 @@
             <w:pPr>
               <w:spacing w:after="20" w:before="0"/>
             </w:pPr>
-            <w:hyperlink w:history="1" r:id="rIdim0aunzjrdtq2ixtcvbmz">
+            <w:hyperlink w:history="1" r:id="rIdo5hgd0wvpzsylcgaiomhn">
               <w:r>
                 <w:rPr>
                   <w:rFonts w:ascii="Arial" w:cs="Arial" w:eastAsia="Arial" w:hAnsi="Arial"/>
@@ -4568,7 +4568,7 @@
               <w:spacing w:after="10" w:before="0"/>
               <w:ind w:left="120"/>
             </w:pPr>
-            <w:hyperlink w:history="1" r:id="rIds8zjzi_t6alns8oidsdaq">
+            <w:hyperlink w:history="1" r:id="rIdgkxwrh4apm00tjwwprfy3">
               <w:r>
                 <w:rPr>
                   <w:rFonts w:ascii="Arial" w:cs="Arial" w:eastAsia="Arial" w:hAnsi="Arial"/>
@@ -4613,7 +4613,7 @@
             <w:pPr>
               <w:spacing w:after="20" w:before="0"/>
             </w:pPr>
-            <w:hyperlink w:history="1" r:id="rIdfp_ho-ywdjis-rpfxydxk">
+            <w:hyperlink w:history="1" r:id="rIdavkxlgxuugvsfp9ydqjup">
               <w:r>
                 <w:rPr>
                   <w:rFonts w:ascii="Arial" w:cs="Arial" w:eastAsia="Arial" w:hAnsi="Arial"/>
@@ -4646,7 +4646,7 @@
               <w:spacing w:after="10" w:before="0"/>
               <w:ind w:left="120"/>
             </w:pPr>
-            <w:hyperlink w:history="1" r:id="rId4elvjhrcimyr2qc6m_uai">
+            <w:hyperlink w:history="1" r:id="rIdieoynvq77nohq0qqlp5jy">
               <w:r>
                 <w:rPr>
                   <w:rFonts w:ascii="Arial" w:cs="Arial" w:eastAsia="Arial" w:hAnsi="Arial"/>
@@ -4846,7 +4846,7 @@
             <w:pPr>
               <w:spacing w:after="20" w:before="0"/>
             </w:pPr>
-            <w:hyperlink w:history="1" r:id="rIdqdojy_6kw50jufbtljjqo">
+            <w:hyperlink w:history="1" r:id="rId2bwe8oge8lhav7ggzk1ck">
               <w:r>
                 <w:rPr>
                   <w:rFonts w:ascii="Arial" w:cs="Arial" w:eastAsia="Arial" w:hAnsi="Arial"/>
@@ -4895,7 +4895,7 @@
               <w:spacing w:after="10" w:before="0"/>
               <w:ind w:left="120"/>
             </w:pPr>
-            <w:hyperlink w:history="1" r:id="rIdoejlw_ryxnsrufn__yb7_">
+            <w:hyperlink w:history="1" r:id="rIdzl3m7g6icfz8wij93szfo">
               <w:r>
                 <w:rPr>
                   <w:rFonts w:ascii="Arial" w:cs="Arial" w:eastAsia="Arial" w:hAnsi="Arial"/>
@@ -4940,7 +4940,7 @@
             <w:pPr>
               <w:spacing w:after="20" w:before="0"/>
             </w:pPr>
-            <w:hyperlink w:history="1" r:id="rIdmwaps_7ywxn0btsjunm0s">
+            <w:hyperlink w:history="1" r:id="rIdiiyzd_hvvv2nkkebept9g">
               <w:r>
                 <w:rPr>
                   <w:rFonts w:ascii="Arial" w:cs="Arial" w:eastAsia="Arial" w:hAnsi="Arial"/>
@@ -4973,7 +4973,7 @@
               <w:spacing w:after="10" w:before="0"/>
               <w:ind w:left="120"/>
             </w:pPr>
-            <w:hyperlink w:history="1" r:id="rIdjhkar3jbnntqwwbsbevtj">
+            <w:hyperlink w:history="1" r:id="rId8xi86qhj9yp1csxsfoh9o">
               <w:r>
                 <w:rPr>
                   <w:rFonts w:ascii="Arial" w:cs="Arial" w:eastAsia="Arial" w:hAnsi="Arial"/>
@@ -5173,7 +5173,7 @@
             <w:pPr>
               <w:spacing w:after="20" w:before="0"/>
             </w:pPr>
-            <w:hyperlink w:history="1" r:id="rIdldbxibpjhr04am5ajaybd">
+            <w:hyperlink w:history="1" r:id="rIdf0smihlcayli_-w12sehq">
               <w:r>
                 <w:rPr>
                   <w:rFonts w:ascii="Arial" w:cs="Arial" w:eastAsia="Arial" w:hAnsi="Arial"/>
@@ -5206,7 +5206,7 @@
               <w:spacing w:after="10" w:before="0"/>
               <w:ind w:left="120"/>
             </w:pPr>
-            <w:hyperlink w:history="1" r:id="rId5az9vodev1ve2beo-7j98">
+            <w:hyperlink w:history="1" r:id="rIdxmz3ovvzbgmwsmvi673j-">
               <w:r>
                 <w:rPr>
                   <w:rFonts w:ascii="Arial" w:cs="Arial" w:eastAsia="Arial" w:hAnsi="Arial"/>
@@ -5251,7 +5251,7 @@
             <w:pPr>
               <w:spacing w:after="20" w:before="0"/>
             </w:pPr>
-            <w:hyperlink w:history="1" r:id="rIdubr9wuroahf8fipfhzy-u">
+            <w:hyperlink w:history="1" r:id="rId_vucxhlnpdloy4pfqhzzy">
               <w:r>
                 <w:rPr>
                   <w:rFonts w:ascii="Arial" w:cs="Arial" w:eastAsia="Arial" w:hAnsi="Arial"/>
@@ -5300,7 +5300,7 @@
               <w:spacing w:after="10" w:before="0"/>
               <w:ind w:left="120"/>
             </w:pPr>
-            <w:hyperlink w:history="1" r:id="rIdnzkdml9jnvw5-qkfhglxl">
+            <w:hyperlink w:history="1" r:id="rIdnkz8-hn-vj4u9nnhr7p50">
               <w:r>
                 <w:rPr>
                   <w:rFonts w:ascii="Arial" w:cs="Arial" w:eastAsia="Arial" w:hAnsi="Arial"/>
@@ -5825,7 +5825,7 @@
         </w:rPr>
         <w:t xml:space="preserve">© 2026 SeaVuria and ARES. Aligned with KICD objectives. Developed by SeaVuria; technical implementation by ARES (with AI assistance from Claude). Licensed under </w:t>
       </w:r>
-      <w:hyperlink w:history="1" r:id="rIdobledlzd4rz1hicwbdq0j">
+      <w:hyperlink w:history="1" r:id="rIdnny-pmvgjqvwqmuurfmzh">
         <w:r>
           <w:rPr>
             <w:rFonts w:ascii="Arial" w:cs="Arial" w:eastAsia="Arial" w:hAnsi="Arial"/>
@@ -5846,7 +5846,7 @@
         </w:rPr>
         <w:t xml:space="preserve"> (</w:t>
       </w:r>
-      <w:hyperlink w:history="1" r:id="rIdkkvnxoekdresc2g0o0wu9">
+      <w:hyperlink w:history="1" r:id="rId5c7k7654dtic_ur3o-f8-">
         <w:r>
           <w:rPr>
             <w:rFonts w:ascii="Arial" w:cs="Arial" w:eastAsia="Arial" w:hAnsi="Arial"/>
@@ -6886,7 +6886,7 @@
             <w:pPr>
               <w:spacing w:after="20" w:before="0"/>
             </w:pPr>
-            <w:hyperlink w:history="1" r:id="rIdo4qydsk8tow9mvj93vnin">
+            <w:hyperlink w:history="1" r:id="rIdnct2elwtbnozpqw2ad3ys">
               <w:r>
                 <w:rPr>
                   <w:rFonts w:ascii="Arial" w:cs="Arial" w:eastAsia="Arial" w:hAnsi="Arial"/>
@@ -6935,7 +6935,7 @@
               <w:spacing w:after="10" w:before="0"/>
               <w:ind w:left="120"/>
             </w:pPr>
-            <w:hyperlink w:history="1" r:id="rIdzf3pu8egaeplx6_amww0g">
+            <w:hyperlink w:history="1" r:id="rIdxsxmjgajvwtubsuqaujnb">
               <w:r>
                 <w:rPr>
                   <w:rFonts w:ascii="Arial" w:cs="Arial" w:eastAsia="Arial" w:hAnsi="Arial"/>
@@ -6997,7 +6997,7 @@
               <w:spacing w:after="10" w:before="0"/>
               <w:ind w:left="120"/>
             </w:pPr>
-            <w:hyperlink w:history="1" r:id="rId6yx4wnawakitehthzyyhy">
+            <w:hyperlink w:history="1" r:id="rIdkrtfmnyed-tmkfxt3gqrp">
               <w:r>
                 <w:rPr>
                   <w:rFonts w:ascii="Arial" w:cs="Arial" w:eastAsia="Arial" w:hAnsi="Arial"/>
@@ -7212,7 +7212,7 @@
             <w:pPr>
               <w:spacing w:after="20" w:before="0"/>
             </w:pPr>
-            <w:hyperlink w:history="1" r:id="rId0csmzhodorgj2gxx5rh-2">
+            <w:hyperlink w:history="1" r:id="rIdx9ovogxk0kdrdg1d_dywp">
               <w:r>
                 <w:rPr>
                   <w:rFonts w:ascii="Arial" w:cs="Arial" w:eastAsia="Arial" w:hAnsi="Arial"/>
@@ -7261,7 +7261,7 @@
               <w:spacing w:after="10" w:before="0"/>
               <w:ind w:left="120"/>
             </w:pPr>
-            <w:hyperlink w:history="1" r:id="rIdpz-yizn1-3-9skqpgeymv">
+            <w:hyperlink w:history="1" r:id="rId-2rm_loivo1p8fkduxe3c">
               <w:r>
                 <w:rPr>
                   <w:rFonts w:ascii="Arial" w:cs="Arial" w:eastAsia="Arial" w:hAnsi="Arial"/>
@@ -7323,7 +7323,7 @@
               <w:spacing w:after="10" w:before="0"/>
               <w:ind w:left="120"/>
             </w:pPr>
-            <w:hyperlink w:history="1" r:id="rIdtxxkxzf2nd7heh1hc72u3">
+            <w:hyperlink w:history="1" r:id="rIdifhkk7lj69aanj6ngdbej">
               <w:r>
                 <w:rPr>
                   <w:rFonts w:ascii="Arial" w:cs="Arial" w:eastAsia="Arial" w:hAnsi="Arial"/>
@@ -7538,7 +7538,7 @@
             <w:pPr>
               <w:spacing w:after="20" w:before="0"/>
             </w:pPr>
-            <w:hyperlink w:history="1" r:id="rId9ehq29q_3328tom5tzlge">
+            <w:hyperlink w:history="1" r:id="rIdntonuzdhkpu35djibvyhs">
               <w:r>
                 <w:rPr>
                   <w:rFonts w:ascii="Arial" w:cs="Arial" w:eastAsia="Arial" w:hAnsi="Arial"/>
@@ -7587,7 +7587,7 @@
               <w:spacing w:after="10" w:before="0"/>
               <w:ind w:left="120"/>
             </w:pPr>
-            <w:hyperlink w:history="1" r:id="rIdvttg5kpsnagsgfrwdniwx">
+            <w:hyperlink w:history="1" r:id="rIdyvmmlgv5obibvj2hxijis">
               <w:r>
                 <w:rPr>
                   <w:rFonts w:ascii="Arial" w:cs="Arial" w:eastAsia="Arial" w:hAnsi="Arial"/>
@@ -7649,7 +7649,7 @@
               <w:spacing w:after="10" w:before="0"/>
               <w:ind w:left="120"/>
             </w:pPr>
-            <w:hyperlink w:history="1" r:id="rIdz9oawkvj_k8nevw9e6ojp">
+            <w:hyperlink w:history="1" r:id="rIdlt4pb9h-9rcco4ekketx7">
               <w:r>
                 <w:rPr>
                   <w:rFonts w:ascii="Arial" w:cs="Arial" w:eastAsia="Arial" w:hAnsi="Arial"/>
@@ -7864,7 +7864,7 @@
             <w:pPr>
               <w:spacing w:after="20" w:before="0"/>
             </w:pPr>
-            <w:hyperlink w:history="1" r:id="rIddmgrklramstu7d1jenqsi">
+            <w:hyperlink w:history="1" r:id="rIderzy7kxgab-scylxeg_mo">
               <w:r>
                 <w:rPr>
                   <w:rFonts w:ascii="Arial" w:cs="Arial" w:eastAsia="Arial" w:hAnsi="Arial"/>
@@ -7913,7 +7913,7 @@
               <w:spacing w:after="10" w:before="0"/>
               <w:ind w:left="120"/>
             </w:pPr>
-            <w:hyperlink w:history="1" r:id="rIdrxcdyp51vlrv39scvjhik">
+            <w:hyperlink w:history="1" r:id="rIddqwzslgwbx3rwpgcehfcj">
               <w:r>
                 <w:rPr>
                   <w:rFonts w:ascii="Arial" w:cs="Arial" w:eastAsia="Arial" w:hAnsi="Arial"/>
@@ -7975,7 +7975,7 @@
               <w:spacing w:after="10" w:before="0"/>
               <w:ind w:left="120"/>
             </w:pPr>
-            <w:hyperlink w:history="1" r:id="rIdrofrzmokefjdi7c0rotmo">
+            <w:hyperlink w:history="1" r:id="rIdylyem-nrteoscdkuo_95n">
               <w:r>
                 <w:rPr>
                   <w:rFonts w:ascii="Arial" w:cs="Arial" w:eastAsia="Arial" w:hAnsi="Arial"/>
@@ -8190,7 +8190,7 @@
             <w:pPr>
               <w:spacing w:after="20" w:before="0"/>
             </w:pPr>
-            <w:hyperlink w:history="1" r:id="rId7f01ffutnz5rkjwnzt4pz">
+            <w:hyperlink w:history="1" r:id="rIduv7hyn00heleokbqaysep">
               <w:r>
                 <w:rPr>
                   <w:rFonts w:ascii="Arial" w:cs="Arial" w:eastAsia="Arial" w:hAnsi="Arial"/>
@@ -8239,7 +8239,7 @@
               <w:spacing w:after="10" w:before="0"/>
               <w:ind w:left="120"/>
             </w:pPr>
-            <w:hyperlink w:history="1" r:id="rId_nmncl3zjgydrzvgbposn">
+            <w:hyperlink w:history="1" r:id="rIdkoebohpozhfiymfnf-oee">
               <w:r>
                 <w:rPr>
                   <w:rFonts w:ascii="Arial" w:cs="Arial" w:eastAsia="Arial" w:hAnsi="Arial"/>
@@ -8301,7 +8301,7 @@
               <w:spacing w:after="10" w:before="0"/>
               <w:ind w:left="120"/>
             </w:pPr>
-            <w:hyperlink w:history="1" r:id="rIdh77b1bwff6jfpewttsjsb">
+            <w:hyperlink w:history="1" r:id="rIdzjmb8b4gpfapuvjes6mam">
               <w:r>
                 <w:rPr>
                   <w:rFonts w:ascii="Arial" w:cs="Arial" w:eastAsia="Arial" w:hAnsi="Arial"/>
@@ -8841,7 +8841,7 @@
         </w:rPr>
         <w:t xml:space="preserve">© 2026 SeaVuria and ARES. Aligned with KICD objectives. Developed by SeaVuria; technical implementation by ARES (with AI assistance from Claude). Licensed under </w:t>
       </w:r>
-      <w:hyperlink w:history="1" r:id="rIdx5gbzilf98gytwe5tzmmb">
+      <w:hyperlink w:history="1" r:id="rIdktsncvpchs6-nsytjodhf">
         <w:r>
           <w:rPr>
             <w:rFonts w:ascii="Arial" w:cs="Arial" w:eastAsia="Arial" w:hAnsi="Arial"/>
@@ -8862,7 +8862,7 @@
         </w:rPr>
         <w:t xml:space="preserve"> (</w:t>
       </w:r>
-      <w:hyperlink w:history="1" r:id="rIdup_aznj3yob2udvigcct_">
+      <w:hyperlink w:history="1" r:id="rId42uxk0fwk8qe932jkhers">
         <w:r>
           <w:rPr>
             <w:rFonts w:ascii="Arial" w:cs="Arial" w:eastAsia="Arial" w:hAnsi="Arial"/>
@@ -9902,7 +9902,7 @@
             <w:pPr>
               <w:spacing w:after="20" w:before="0"/>
             </w:pPr>
-            <w:hyperlink w:history="1" r:id="rIdyufhk28_o3pygegf9bll2">
+            <w:hyperlink w:history="1" r:id="rIduff0kzqofvttwkvnsaj9h">
               <w:r>
                 <w:rPr>
                   <w:rFonts w:ascii="Arial" w:cs="Arial" w:eastAsia="Arial" w:hAnsi="Arial"/>
@@ -9951,7 +9951,7 @@
               <w:spacing w:after="10" w:before="0"/>
               <w:ind w:left="120"/>
             </w:pPr>
-            <w:hyperlink w:history="1" r:id="rId5u_duyh8y4m2ipmmbhblw">
+            <w:hyperlink w:history="1" r:id="rIdbyccypm2k8tv8ugwvg3id">
               <w:r>
                 <w:rPr>
                   <w:rFonts w:ascii="Arial" w:cs="Arial" w:eastAsia="Arial" w:hAnsi="Arial"/>
@@ -10013,7 +10013,7 @@
               <w:spacing w:after="10" w:before="0"/>
               <w:ind w:left="120"/>
             </w:pPr>
-            <w:hyperlink w:history="1" r:id="rIdfpfummmjdhdyjaujw4tqf">
+            <w:hyperlink w:history="1" r:id="rIdj0zwatfvskf3evnhye8d4">
               <w:r>
                 <w:rPr>
                   <w:rFonts w:ascii="Arial" w:cs="Arial" w:eastAsia="Arial" w:hAnsi="Arial"/>
@@ -10228,7 +10228,7 @@
             <w:pPr>
               <w:spacing w:after="20" w:before="0"/>
             </w:pPr>
-            <w:hyperlink w:history="1" r:id="rIdfrqj8v5mt8bp5js5ackmt">
+            <w:hyperlink w:history="1" r:id="rIdzdbcnaibehnlm22skuhnj">
               <w:r>
                 <w:rPr>
                   <w:rFonts w:ascii="Arial" w:cs="Arial" w:eastAsia="Arial" w:hAnsi="Arial"/>
@@ -10277,7 +10277,7 @@
               <w:spacing w:after="10" w:before="0"/>
               <w:ind w:left="120"/>
             </w:pPr>
-            <w:hyperlink w:history="1" r:id="rIdia_9dqfsvacf0uzc2oksm">
+            <w:hyperlink w:history="1" r:id="rIdcmndsbcnmxfjc5_1hhbeu">
               <w:r>
                 <w:rPr>
                   <w:rFonts w:ascii="Arial" w:cs="Arial" w:eastAsia="Arial" w:hAnsi="Arial"/>
@@ -10339,7 +10339,7 @@
               <w:spacing w:after="10" w:before="0"/>
               <w:ind w:left="120"/>
             </w:pPr>
-            <w:hyperlink w:history="1" r:id="rIdgnpqoljlzmn6e5dqlcn8q">
+            <w:hyperlink w:history="1" r:id="rIdhprilovufk23mvugs_4xv">
               <w:r>
                 <w:rPr>
                   <w:rFonts w:ascii="Arial" w:cs="Arial" w:eastAsia="Arial" w:hAnsi="Arial"/>
@@ -10554,7 +10554,7 @@
             <w:pPr>
               <w:spacing w:after="20" w:before="0"/>
             </w:pPr>
-            <w:hyperlink w:history="1" r:id="rId_ocppvmtaggj9mwalrhgg">
+            <w:hyperlink w:history="1" r:id="rIdpahjkrqpiz3ph2ifw6msx">
               <w:r>
                 <w:rPr>
                   <w:rFonts w:ascii="Arial" w:cs="Arial" w:eastAsia="Arial" w:hAnsi="Arial"/>
@@ -10603,7 +10603,7 @@
               <w:spacing w:after="10" w:before="0"/>
               <w:ind w:left="120"/>
             </w:pPr>
-            <w:hyperlink w:history="1" r:id="rId3ovsatar1qanuhlnhtmpi">
+            <w:hyperlink w:history="1" r:id="rId8miztmfzfhjmnj81y_rpr">
               <w:r>
                 <w:rPr>
                   <w:rFonts w:ascii="Arial" w:cs="Arial" w:eastAsia="Arial" w:hAnsi="Arial"/>
@@ -10665,7 +10665,7 @@
               <w:spacing w:after="10" w:before="0"/>
               <w:ind w:left="120"/>
             </w:pPr>
-            <w:hyperlink w:history="1" r:id="rIdk_g9ks_d-u5banacnckkf">
+            <w:hyperlink w:history="1" r:id="rIdbqg7ubthbleebmumgcxkd">
               <w:r>
                 <w:rPr>
                   <w:rFonts w:ascii="Arial" w:cs="Arial" w:eastAsia="Arial" w:hAnsi="Arial"/>
@@ -10880,7 +10880,7 @@
             <w:pPr>
               <w:spacing w:after="20" w:before="0"/>
             </w:pPr>
-            <w:hyperlink w:history="1" r:id="rIdwyire1cgreefx5lbp0hv-">
+            <w:hyperlink w:history="1" r:id="rIdyrqvevg_t-fcjl3zq5rds">
               <w:r>
                 <w:rPr>
                   <w:rFonts w:ascii="Arial" w:cs="Arial" w:eastAsia="Arial" w:hAnsi="Arial"/>
@@ -10929,7 +10929,7 @@
               <w:spacing w:after="10" w:before="0"/>
               <w:ind w:left="120"/>
             </w:pPr>
-            <w:hyperlink w:history="1" r:id="rIda9nk-hnoa7ofexenqvqbf">
+            <w:hyperlink w:history="1" r:id="rIdajm4etdrxdqxapzdutty0">
               <w:r>
                 <w:rPr>
                   <w:rFonts w:ascii="Arial" w:cs="Arial" w:eastAsia="Arial" w:hAnsi="Arial"/>
@@ -10991,7 +10991,7 @@
               <w:spacing w:after="10" w:before="0"/>
               <w:ind w:left="120"/>
             </w:pPr>
-            <w:hyperlink w:history="1" r:id="rIdtzdavebxe6-glbt21hyr6">
+            <w:hyperlink w:history="1" r:id="rIdj08p0wuhobp7rdsniobwg">
               <w:r>
                 <w:rPr>
                   <w:rFonts w:ascii="Arial" w:cs="Arial" w:eastAsia="Arial" w:hAnsi="Arial"/>
@@ -11206,7 +11206,7 @@
             <w:pPr>
               <w:spacing w:after="20" w:before="0"/>
             </w:pPr>
-            <w:hyperlink w:history="1" r:id="rIdiyhurlsgih76lsfzuufaz">
+            <w:hyperlink w:history="1" r:id="rId-izc41spgxvrdbkiwazgd">
               <w:r>
                 <w:rPr>
                   <w:rFonts w:ascii="Arial" w:cs="Arial" w:eastAsia="Arial" w:hAnsi="Arial"/>
@@ -11255,7 +11255,7 @@
               <w:spacing w:after="10" w:before="0"/>
               <w:ind w:left="120"/>
             </w:pPr>
-            <w:hyperlink w:history="1" r:id="rId0jjkoow2svlxojl9e3zyz">
+            <w:hyperlink w:history="1" r:id="rIdbgpmynns6lpvc6cjy5hfj">
               <w:r>
                 <w:rPr>
                   <w:rFonts w:ascii="Arial" w:cs="Arial" w:eastAsia="Arial" w:hAnsi="Arial"/>
@@ -11317,7 +11317,7 @@
               <w:spacing w:after="10" w:before="0"/>
               <w:ind w:left="120"/>
             </w:pPr>
-            <w:hyperlink w:history="1" r:id="rId-shlve069johbwte5ty9k">
+            <w:hyperlink w:history="1" r:id="rIdnatlwcmfslkppoiy3sczy">
               <w:r>
                 <w:rPr>
                   <w:rFonts w:ascii="Arial" w:cs="Arial" w:eastAsia="Arial" w:hAnsi="Arial"/>
@@ -12097,7 +12097,7 @@
         </w:rPr>
         <w:t xml:space="preserve">© 2026 SeaVuria and ARES. Aligned with KICD objectives. Developed by SeaVuria; technical implementation by ARES (with AI assistance from Claude). Licensed under </w:t>
       </w:r>
-      <w:hyperlink w:history="1" r:id="rId8jcwf-fmao2nkf6imwfm4">
+      <w:hyperlink w:history="1" r:id="rIdibskorhj0xcvlbta7n7ls">
         <w:r>
           <w:rPr>
             <w:rFonts w:ascii="Arial" w:cs="Arial" w:eastAsia="Arial" w:hAnsi="Arial"/>
@@ -12118,7 +12118,7 @@
         </w:rPr>
         <w:t xml:space="preserve"> (</w:t>
       </w:r>
-      <w:hyperlink w:history="1" r:id="rIdcnmxfi7szpmcw74ozzzab">
+      <w:hyperlink w:history="1" r:id="rId6e6qzapvbsmil2yxzcpig">
         <w:r>
           <w:rPr>
             <w:rFonts w:ascii="Arial" w:cs="Arial" w:eastAsia="Arial" w:hAnsi="Arial"/>
@@ -13175,7 +13175,7 @@
               <w:spacing w:after="10" w:before="0"/>
               <w:ind w:left="120"/>
             </w:pPr>
-            <w:hyperlink w:history="1" r:id="rIdt-uppl5uixxcsvreq9xpd">
+            <w:hyperlink w:history="1" r:id="rIdpt4ejverhbzml7lvrqbqf">
               <w:r>
                 <w:rPr>
                   <w:rFonts w:ascii="Arial" w:cs="Arial" w:eastAsia="Arial" w:hAnsi="Arial"/>
@@ -13252,7 +13252,7 @@
               <w:spacing w:after="10" w:before="0"/>
               <w:ind w:left="120"/>
             </w:pPr>
-            <w:hyperlink w:history="1" r:id="rId_wtj0hdr333hey11sc_wg">
+            <w:hyperlink w:history="1" r:id="rIdlpblpqppnzv0smcnxsh9-">
               <w:r>
                 <w:rPr>
                   <w:rFonts w:ascii="Arial" w:cs="Arial" w:eastAsia="Arial" w:hAnsi="Arial"/>
@@ -13484,7 +13484,7 @@
               <w:spacing w:after="10" w:before="0"/>
               <w:ind w:left="120"/>
             </w:pPr>
-            <w:hyperlink w:history="1" r:id="rIdclohqbj9e-7wmyl03vmvt">
+            <w:hyperlink w:history="1" r:id="rIdyaztym65ijn9htcl2qor_">
               <w:r>
                 <w:rPr>
                   <w:rFonts w:ascii="Arial" w:cs="Arial" w:eastAsia="Arial" w:hAnsi="Arial"/>
@@ -13561,7 +13561,7 @@
               <w:spacing w:after="10" w:before="0"/>
               <w:ind w:left="120"/>
             </w:pPr>
-            <w:hyperlink w:history="1" r:id="rIddboc2vtlvprxnwv4cgnjr">
+            <w:hyperlink w:history="1" r:id="rIdv_kki16eehqeyhjmnqroc">
               <w:r>
                 <w:rPr>
                   <w:rFonts w:ascii="Arial" w:cs="Arial" w:eastAsia="Arial" w:hAnsi="Arial"/>
@@ -13793,7 +13793,7 @@
               <w:spacing w:after="10" w:before="0"/>
               <w:ind w:left="120"/>
             </w:pPr>
-            <w:hyperlink w:history="1" r:id="rIdrttpsvukq3eicpo5svynb">
+            <w:hyperlink w:history="1" r:id="rIdp2op84g5lpt3a8foalz3r">
               <w:r>
                 <w:rPr>
                   <w:rFonts w:ascii="Arial" w:cs="Arial" w:eastAsia="Arial" w:hAnsi="Arial"/>
@@ -13870,7 +13870,7 @@
               <w:spacing w:after="10" w:before="0"/>
               <w:ind w:left="120"/>
             </w:pPr>
-            <w:hyperlink w:history="1" r:id="rId1ane_f_bbwxe5v3zqqtji">
+            <w:hyperlink w:history="1" r:id="rIdvhugclujpvqjbpt1ief7t">
               <w:r>
                 <w:rPr>
                   <w:rFonts w:ascii="Arial" w:cs="Arial" w:eastAsia="Arial" w:hAnsi="Arial"/>
@@ -14102,7 +14102,7 @@
               <w:spacing w:after="10" w:before="0"/>
               <w:ind w:left="120"/>
             </w:pPr>
-            <w:hyperlink w:history="1" r:id="rIdaf5gy3w_fgurdcrz61wij">
+            <w:hyperlink w:history="1" r:id="rId73i1iulnjq3qcrgcrky7y">
               <w:r>
                 <w:rPr>
                   <w:rFonts w:ascii="Arial" w:cs="Arial" w:eastAsia="Arial" w:hAnsi="Arial"/>
@@ -14179,7 +14179,7 @@
               <w:spacing w:after="10" w:before="0"/>
               <w:ind w:left="120"/>
             </w:pPr>
-            <w:hyperlink w:history="1" r:id="rIdltlpkode1idy3my-g0yg2">
+            <w:hyperlink w:history="1" r:id="rIddo0toh_bxhwtt_jyn-ta_">
               <w:r>
                 <w:rPr>
                   <w:rFonts w:ascii="Arial" w:cs="Arial" w:eastAsia="Arial" w:hAnsi="Arial"/>
@@ -14411,7 +14411,7 @@
               <w:spacing w:after="10" w:before="0"/>
               <w:ind w:left="120"/>
             </w:pPr>
-            <w:hyperlink w:history="1" r:id="rIdufmrjzb_asxmp1ug3unco">
+            <w:hyperlink w:history="1" r:id="rIdynevdwdxb7ofvxw2m2m2h">
               <w:r>
                 <w:rPr>
                   <w:rFonts w:ascii="Arial" w:cs="Arial" w:eastAsia="Arial" w:hAnsi="Arial"/>
@@ -14488,7 +14488,7 @@
               <w:spacing w:after="10" w:before="0"/>
               <w:ind w:left="120"/>
             </w:pPr>
-            <w:hyperlink w:history="1" r:id="rIdwent-glqy3qnwi_zqpgia">
+            <w:hyperlink w:history="1" r:id="rIdiyii6-nzcf399-kbgz-u_">
               <w:r>
                 <w:rPr>
                   <w:rFonts w:ascii="Arial" w:cs="Arial" w:eastAsia="Arial" w:hAnsi="Arial"/>
@@ -15028,7 +15028,7 @@
         </w:rPr>
         <w:t xml:space="preserve">© 2026 SeaVuria and ARES. Aligned with KICD objectives. Developed by SeaVuria; technical implementation by ARES (with AI assistance from Claude). Licensed under </w:t>
       </w:r>
-      <w:hyperlink w:history="1" r:id="rIdt_iyi0vf4tqrq4wn1rrzc">
+      <w:hyperlink w:history="1" r:id="rIdp2n-3ctya98j7azjm_odk">
         <w:r>
           <w:rPr>
             <w:rFonts w:ascii="Arial" w:cs="Arial" w:eastAsia="Arial" w:hAnsi="Arial"/>
@@ -15049,7 +15049,7 @@
         </w:rPr>
         <w:t xml:space="preserve"> (</w:t>
       </w:r>
-      <w:hyperlink w:history="1" r:id="rIdlozge2hbhwxxnfo3gaw04">
+      <w:hyperlink w:history="1" r:id="rIdpdapvxqol0jd_qtcopeiv">
         <w:r>
           <w:rPr>
             <w:rFonts w:ascii="Arial" w:cs="Arial" w:eastAsia="Arial" w:hAnsi="Arial"/>
@@ -16089,7 +16089,7 @@
             <w:pPr>
               <w:spacing w:after="20" w:before="0"/>
             </w:pPr>
-            <w:hyperlink w:history="1" r:id="rIddfxyw4gipfapjfdz-bo0i">
+            <w:hyperlink w:history="1" r:id="rIdzfp67_gpfd_ezrcb8-kww">
               <w:r>
                 <w:rPr>
                   <w:rFonts w:ascii="Arial" w:cs="Arial" w:eastAsia="Arial" w:hAnsi="Arial"/>
@@ -16122,7 +16122,7 @@
               <w:spacing w:after="10" w:before="0"/>
               <w:ind w:left="120"/>
             </w:pPr>
-            <w:hyperlink w:history="1" r:id="rId2dawsnttnyfzafl1lesqi">
+            <w:hyperlink w:history="1" r:id="rIdu3dyxu9e2kgysqratosf9">
               <w:r>
                 <w:rPr>
                   <w:rFonts w:ascii="Arial" w:cs="Arial" w:eastAsia="Arial" w:hAnsi="Arial"/>
@@ -16167,7 +16167,7 @@
             <w:pPr>
               <w:spacing w:after="20" w:before="0"/>
             </w:pPr>
-            <w:hyperlink w:history="1" r:id="rIdfxhxfcdbodyeag_03vgff">
+            <w:hyperlink w:history="1" r:id="rIdt0hmqdhk0yxcuhgsyrr6-">
               <w:r>
                 <w:rPr>
                   <w:rFonts w:ascii="Arial" w:cs="Arial" w:eastAsia="Arial" w:hAnsi="Arial"/>
@@ -16200,7 +16200,7 @@
               <w:spacing w:after="10" w:before="0"/>
               <w:ind w:left="120"/>
             </w:pPr>
-            <w:hyperlink w:history="1" r:id="rIdxswzrmmitx21ny29ymcs3">
+            <w:hyperlink w:history="1" r:id="rIdqnkumgvryhzcoa9pkxypg">
               <w:r>
                 <w:rPr>
                   <w:rFonts w:ascii="Arial" w:cs="Arial" w:eastAsia="Arial" w:hAnsi="Arial"/>
@@ -16400,7 +16400,7 @@
             <w:pPr>
               <w:spacing w:after="20" w:before="0"/>
             </w:pPr>
-            <w:hyperlink w:history="1" r:id="rIdsohe_om4ev0wrsmhrvyze">
+            <w:hyperlink w:history="1" r:id="rIdv75tjct7ljbx-roqzb82f">
               <w:r>
                 <w:rPr>
                   <w:rFonts w:ascii="Arial" w:cs="Arial" w:eastAsia="Arial" w:hAnsi="Arial"/>
@@ -16433,7 +16433,7 @@
               <w:spacing w:after="10" w:before="0"/>
               <w:ind w:left="120"/>
             </w:pPr>
-            <w:hyperlink w:history="1" r:id="rIdecakbqje15xtwwkwnhme0">
+            <w:hyperlink w:history="1" r:id="rIdgu1tu6hbbghr6abb1a48b">
               <w:r>
                 <w:rPr>
                   <w:rFonts w:ascii="Arial" w:cs="Arial" w:eastAsia="Arial" w:hAnsi="Arial"/>
@@ -16478,7 +16478,7 @@
             <w:pPr>
               <w:spacing w:after="20" w:before="0"/>
             </w:pPr>
-            <w:hyperlink w:history="1" r:id="rIdcxx5jsx45htjuhuqt7nl8">
+            <w:hyperlink w:history="1" r:id="rIdqwml63csf8mxjqm-cnsnq">
               <w:r>
                 <w:rPr>
                   <w:rFonts w:ascii="Arial" w:cs="Arial" w:eastAsia="Arial" w:hAnsi="Arial"/>
@@ -16511,7 +16511,7 @@
               <w:spacing w:after="10" w:before="0"/>
               <w:ind w:left="120"/>
             </w:pPr>
-            <w:hyperlink w:history="1" r:id="rId71lz3lne6mexpeu_16bo6">
+            <w:hyperlink w:history="1" r:id="rId9ytdjvnsyv93kuuuluuzc">
               <w:r>
                 <w:rPr>
                   <w:rFonts w:ascii="Arial" w:cs="Arial" w:eastAsia="Arial" w:hAnsi="Arial"/>
@@ -16711,7 +16711,7 @@
             <w:pPr>
               <w:spacing w:after="20" w:before="0"/>
             </w:pPr>
-            <w:hyperlink w:history="1" r:id="rIdr8v7ojqgxsntab4tpit9j">
+            <w:hyperlink w:history="1" r:id="rIdl0ajb_e8h4chu-vadr1m0">
               <w:r>
                 <w:rPr>
                   <w:rFonts w:ascii="Arial" w:cs="Arial" w:eastAsia="Arial" w:hAnsi="Arial"/>
@@ -16744,7 +16744,7 @@
               <w:spacing w:after="10" w:before="0"/>
               <w:ind w:left="120"/>
             </w:pPr>
-            <w:hyperlink w:history="1" r:id="rId1rgqbnvyn7sr0w6tuzvrl">
+            <w:hyperlink w:history="1" r:id="rIdw962tjz_yfny_ffoeollb">
               <w:r>
                 <w:rPr>
                   <w:rFonts w:ascii="Arial" w:cs="Arial" w:eastAsia="Arial" w:hAnsi="Arial"/>
@@ -16789,7 +16789,7 @@
             <w:pPr>
               <w:spacing w:after="20" w:before="0"/>
             </w:pPr>
-            <w:hyperlink w:history="1" r:id="rIdthugfjvs1yiticbpmbsb7">
+            <w:hyperlink w:history="1" r:id="rIdhzzk07swsskhvitdcho6o">
               <w:r>
                 <w:rPr>
                   <w:rFonts w:ascii="Arial" w:cs="Arial" w:eastAsia="Arial" w:hAnsi="Arial"/>
@@ -16838,7 +16838,7 @@
               <w:spacing w:after="10" w:before="0"/>
               <w:ind w:left="120"/>
             </w:pPr>
-            <w:hyperlink w:history="1" r:id="rIdx_towqbmrc7k3pia_xoiv">
+            <w:hyperlink w:history="1" r:id="rIdmy_7esjgxawef2mmfzrlq">
               <w:r>
                 <w:rPr>
                   <w:rFonts w:ascii="Arial" w:cs="Arial" w:eastAsia="Arial" w:hAnsi="Arial"/>
@@ -17038,7 +17038,7 @@
             <w:pPr>
               <w:spacing w:after="20" w:before="0"/>
             </w:pPr>
-            <w:hyperlink w:history="1" r:id="rIdzz7dgcmhker2_i5ufq1dw">
+            <w:hyperlink w:history="1" r:id="rId8ydisegkibklhs6-4zy5k">
               <w:r>
                 <w:rPr>
                   <w:rFonts w:ascii="Arial" w:cs="Arial" w:eastAsia="Arial" w:hAnsi="Arial"/>
@@ -17071,7 +17071,7 @@
               <w:spacing w:after="10" w:before="0"/>
               <w:ind w:left="120"/>
             </w:pPr>
-            <w:hyperlink w:history="1" r:id="rIdjhjye2jthevhu92n2ucob">
+            <w:hyperlink w:history="1" r:id="rIdc6ajkc_vgqmsvjzl0kea2">
               <w:r>
                 <w:rPr>
                   <w:rFonts w:ascii="Arial" w:cs="Arial" w:eastAsia="Arial" w:hAnsi="Arial"/>
@@ -17116,7 +17116,7 @@
             <w:pPr>
               <w:spacing w:after="20" w:before="0"/>
             </w:pPr>
-            <w:hyperlink w:history="1" r:id="rId-_k62iwjegmo_boyw5zcq">
+            <w:hyperlink w:history="1" r:id="rIdsn4tci-e1mk5ewaw5r01y">
               <w:r>
                 <w:rPr>
                   <w:rFonts w:ascii="Arial" w:cs="Arial" w:eastAsia="Arial" w:hAnsi="Arial"/>
@@ -17165,7 +17165,7 @@
               <w:spacing w:after="10" w:before="0"/>
               <w:ind w:left="120"/>
             </w:pPr>
-            <w:hyperlink w:history="1" r:id="rIddmn72c-2cbzwhvdaf9wnm">
+            <w:hyperlink w:history="1" r:id="rId6gpktfna8ovsnwnhsox6q">
               <w:r>
                 <w:rPr>
                   <w:rFonts w:ascii="Arial" w:cs="Arial" w:eastAsia="Arial" w:hAnsi="Arial"/>
@@ -17365,7 +17365,7 @@
             <w:pPr>
               <w:spacing w:after="20" w:before="0"/>
             </w:pPr>
-            <w:hyperlink w:history="1" r:id="rIdgap1vi2s3b47ngi2eriqk">
+            <w:hyperlink w:history="1" r:id="rIdwiygxlhtvjpyeamgqvvcc">
               <w:r>
                 <w:rPr>
                   <w:rFonts w:ascii="Arial" w:cs="Arial" w:eastAsia="Arial" w:hAnsi="Arial"/>
@@ -17398,7 +17398,7 @@
               <w:spacing w:after="10" w:before="0"/>
               <w:ind w:left="120"/>
             </w:pPr>
-            <w:hyperlink w:history="1" r:id="rIdv2fyhddxz71r13cews01b">
+            <w:hyperlink w:history="1" r:id="rIdj0ogilpdtjsrtwzbopvgu">
               <w:r>
                 <w:rPr>
                   <w:rFonts w:ascii="Arial" w:cs="Arial" w:eastAsia="Arial" w:hAnsi="Arial"/>
@@ -17443,7 +17443,7 @@
             <w:pPr>
               <w:spacing w:after="20" w:before="0"/>
             </w:pPr>
-            <w:hyperlink w:history="1" r:id="rIdmoonvrnqlg44uz2dwqzs9">
+            <w:hyperlink w:history="1" r:id="rIdz8twlz_po-jbmt7wavyln">
               <w:r>
                 <w:rPr>
                   <w:rFonts w:ascii="Arial" w:cs="Arial" w:eastAsia="Arial" w:hAnsi="Arial"/>
@@ -17492,7 +17492,7 @@
               <w:spacing w:after="10" w:before="0"/>
               <w:ind w:left="120"/>
             </w:pPr>
-            <w:hyperlink w:history="1" r:id="rId1q47q8ozeu9vdvnsn9wzp">
+            <w:hyperlink w:history="1" r:id="rIdzedd0ga_rfldywz7fvozd">
               <w:r>
                 <w:rPr>
                   <w:rFonts w:ascii="Arial" w:cs="Arial" w:eastAsia="Arial" w:hAnsi="Arial"/>
@@ -18017,7 +18017,7 @@
         </w:rPr>
         <w:t xml:space="preserve">© 2026 SeaVuria and ARES. Aligned with KICD objectives. Developed by SeaVuria; technical implementation by ARES (with AI assistance from Claude). Licensed under </w:t>
       </w:r>
-      <w:hyperlink w:history="1" r:id="rIde5lnekthynf9eh8-gk_ms">
+      <w:hyperlink w:history="1" r:id="rIdcatnwye_g_s44df47bl0x">
         <w:r>
           <w:rPr>
             <w:rFonts w:ascii="Arial" w:cs="Arial" w:eastAsia="Arial" w:hAnsi="Arial"/>
@@ -18038,7 +18038,7 @@
         </w:rPr>
         <w:t xml:space="preserve"> (</w:t>
       </w:r>
-      <w:hyperlink w:history="1" r:id="rIdobbrglgvytsgccgrsy52l">
+      <w:hyperlink w:history="1" r:id="rIdhd2e4ub9k14c_hrpr3ju4">
         <w:r>
           <w:rPr>
             <w:rFonts w:ascii="Arial" w:cs="Arial" w:eastAsia="Arial" w:hAnsi="Arial"/>
@@ -19078,7 +19078,7 @@
             <w:pPr>
               <w:spacing w:after="20" w:before="0"/>
             </w:pPr>
-            <w:hyperlink w:history="1" r:id="rIdnvl4f1hpucqe8xbtazjgc">
+            <w:hyperlink w:history="1" r:id="rId0ydcwgx1aeg23ko43ptaa">
               <w:r>
                 <w:rPr>
                   <w:rFonts w:ascii="Arial" w:cs="Arial" w:eastAsia="Arial" w:hAnsi="Arial"/>
@@ -19111,7 +19111,7 @@
               <w:spacing w:after="10" w:before="0"/>
               <w:ind w:left="120"/>
             </w:pPr>
-            <w:hyperlink w:history="1" r:id="rIdesah6v28lgwokhevxqgh5">
+            <w:hyperlink w:history="1" r:id="rIdvyouivb9vkmh7d76dt3r6">
               <w:r>
                 <w:rPr>
                   <w:rFonts w:ascii="Arial" w:cs="Arial" w:eastAsia="Arial" w:hAnsi="Arial"/>
@@ -19156,7 +19156,7 @@
             <w:pPr>
               <w:spacing w:after="20" w:before="0"/>
             </w:pPr>
-            <w:hyperlink w:history="1" r:id="rIdqbtbin5jn_ffurbdvdymr">
+            <w:hyperlink w:history="1" r:id="rIdynjvf4rjwpupsgzxpveiz">
               <w:r>
                 <w:rPr>
                   <w:rFonts w:ascii="Arial" w:cs="Arial" w:eastAsia="Arial" w:hAnsi="Arial"/>
@@ -19189,7 +19189,7 @@
               <w:spacing w:after="10" w:before="0"/>
               <w:ind w:left="120"/>
             </w:pPr>
-            <w:hyperlink w:history="1" r:id="rIdmhmdoxam2nqdncmfc4t-y">
+            <w:hyperlink w:history="1" r:id="rId5cvd-s8kth_qruyking4d">
               <w:r>
                 <w:rPr>
                   <w:rFonts w:ascii="Arial" w:cs="Arial" w:eastAsia="Arial" w:hAnsi="Arial"/>
@@ -19389,7 +19389,7 @@
             <w:pPr>
               <w:spacing w:after="20" w:before="0"/>
             </w:pPr>
-            <w:hyperlink w:history="1" r:id="rIdea5amkl3pd1f81mlhnl6y">
+            <w:hyperlink w:history="1" r:id="rId6jhdtqep_xib3kpqmymck">
               <w:r>
                 <w:rPr>
                   <w:rFonts w:ascii="Arial" w:cs="Arial" w:eastAsia="Arial" w:hAnsi="Arial"/>
@@ -19422,7 +19422,7 @@
               <w:spacing w:after="10" w:before="0"/>
               <w:ind w:left="120"/>
             </w:pPr>
-            <w:hyperlink w:history="1" r:id="rId9y82bhaxcwbb7gcrlk256">
+            <w:hyperlink w:history="1" r:id="rId5mtrsxl0mvqd1cd_mzu9w">
               <w:r>
                 <w:rPr>
                   <w:rFonts w:ascii="Arial" w:cs="Arial" w:eastAsia="Arial" w:hAnsi="Arial"/>
@@ -19467,7 +19467,7 @@
             <w:pPr>
               <w:spacing w:after="20" w:before="0"/>
             </w:pPr>
-            <w:hyperlink w:history="1" r:id="rIdcmhdicx5yf5w7cbwlkbra">
+            <w:hyperlink w:history="1" r:id="rIdwoupfnu1lnyn_6mryby2b">
               <w:r>
                 <w:rPr>
                   <w:rFonts w:ascii="Arial" w:cs="Arial" w:eastAsia="Arial" w:hAnsi="Arial"/>
@@ -19500,7 +19500,7 @@
               <w:spacing w:after="10" w:before="0"/>
               <w:ind w:left="120"/>
             </w:pPr>
-            <w:hyperlink w:history="1" r:id="rIdudeg6qrjt0zs1eapoqxvc">
+            <w:hyperlink w:history="1" r:id="rIdugufhohbd4sybsv90-3lf">
               <w:r>
                 <w:rPr>
                   <w:rFonts w:ascii="Arial" w:cs="Arial" w:eastAsia="Arial" w:hAnsi="Arial"/>
@@ -19700,7 +19700,7 @@
             <w:pPr>
               <w:spacing w:after="20" w:before="0"/>
             </w:pPr>
-            <w:hyperlink w:history="1" r:id="rIdcrscdu8pio-5rfj6vov4e">
+            <w:hyperlink w:history="1" r:id="rIdn3bfu0nmxa067be2iqzq8">
               <w:r>
                 <w:rPr>
                   <w:rFonts w:ascii="Arial" w:cs="Arial" w:eastAsia="Arial" w:hAnsi="Arial"/>
@@ -19749,7 +19749,7 @@
               <w:spacing w:after="10" w:before="0"/>
               <w:ind w:left="120"/>
             </w:pPr>
-            <w:hyperlink w:history="1" r:id="rIdmqmreuprfjir0vqtcha2i">
+            <w:hyperlink w:history="1" r:id="rIdp4-ap5a2ol9hkc5pgnujk">
               <w:r>
                 <w:rPr>
                   <w:rFonts w:ascii="Arial" w:cs="Arial" w:eastAsia="Arial" w:hAnsi="Arial"/>
@@ -19794,7 +19794,7 @@
             <w:pPr>
               <w:spacing w:after="20" w:before="0"/>
             </w:pPr>
-            <w:hyperlink w:history="1" r:id="rId7taxyg5v56doh4ktf6wzy">
+            <w:hyperlink w:history="1" r:id="rId4ib2ctfm-mmkcuwpnfhi0">
               <w:r>
                 <w:rPr>
                   <w:rFonts w:ascii="Arial" w:cs="Arial" w:eastAsia="Arial" w:hAnsi="Arial"/>
@@ -19827,7 +19827,7 @@
               <w:spacing w:after="10" w:before="0"/>
               <w:ind w:left="120"/>
             </w:pPr>
-            <w:hyperlink w:history="1" r:id="rIdhe8zjacoyanhas2k6qutb">
+            <w:hyperlink w:history="1" r:id="rId7thoh2k3vhcfotmtyltp4">
               <w:r>
                 <w:rPr>
                   <w:rFonts w:ascii="Arial" w:cs="Arial" w:eastAsia="Arial" w:hAnsi="Arial"/>
@@ -20027,7 +20027,7 @@
             <w:pPr>
               <w:spacing w:after="20" w:before="0"/>
             </w:pPr>
-            <w:hyperlink w:history="1" r:id="rIdllbeycxjew8pnfwbcyk2v">
+            <w:hyperlink w:history="1" r:id="rIdymuhw_xqmr6wqlqxwtd3p">
               <w:r>
                 <w:rPr>
                   <w:rFonts w:ascii="Arial" w:cs="Arial" w:eastAsia="Arial" w:hAnsi="Arial"/>
@@ -20076,7 +20076,7 @@
               <w:spacing w:after="10" w:before="0"/>
               <w:ind w:left="120"/>
             </w:pPr>
-            <w:hyperlink w:history="1" r:id="rIdndwlhfezkqnuhz-cjfzqs">
+            <w:hyperlink w:history="1" r:id="rIdmex7wunor1i9nwkab4kqr">
               <w:r>
                 <w:rPr>
                   <w:rFonts w:ascii="Arial" w:cs="Arial" w:eastAsia="Arial" w:hAnsi="Arial"/>
@@ -20121,7 +20121,7 @@
             <w:pPr>
               <w:spacing w:after="20" w:before="0"/>
             </w:pPr>
-            <w:hyperlink w:history="1" r:id="rId6zf7yn6xyklzpy-6gmlar">
+            <w:hyperlink w:history="1" r:id="rIdufm-khngkk0wwnxeg-slg">
               <w:r>
                 <w:rPr>
                   <w:rFonts w:ascii="Arial" w:cs="Arial" w:eastAsia="Arial" w:hAnsi="Arial"/>
@@ -20154,7 +20154,7 @@
               <w:spacing w:after="10" w:before="0"/>
               <w:ind w:left="120"/>
             </w:pPr>
-            <w:hyperlink w:history="1" r:id="rIdkqtxntwf8q-pylewa12s8">
+            <w:hyperlink w:history="1" r:id="rIdknutwcnpxkgkbwyba_b1h">
               <w:r>
                 <w:rPr>
                   <w:rFonts w:ascii="Arial" w:cs="Arial" w:eastAsia="Arial" w:hAnsi="Arial"/>
@@ -20354,7 +20354,7 @@
             <w:pPr>
               <w:spacing w:after="20" w:before="0"/>
             </w:pPr>
-            <w:hyperlink w:history="1" r:id="rIdtguk78q3adim8eogyf4wj">
+            <w:hyperlink w:history="1" r:id="rIdpgliyqb8c07n-lum6q9yb">
               <w:r>
                 <w:rPr>
                   <w:rFonts w:ascii="Arial" w:cs="Arial" w:eastAsia="Arial" w:hAnsi="Arial"/>
@@ -20403,7 +20403,7 @@
               <w:spacing w:after="10" w:before="0"/>
               <w:ind w:left="120"/>
             </w:pPr>
-            <w:hyperlink w:history="1" r:id="rIdj3s1uww6gjih1mvv4rfqv">
+            <w:hyperlink w:history="1" r:id="rIdkjdzfgfwg91t7cs0ds_in">
               <w:r>
                 <w:rPr>
                   <w:rFonts w:ascii="Arial" w:cs="Arial" w:eastAsia="Arial" w:hAnsi="Arial"/>
@@ -20448,7 +20448,7 @@
             <w:pPr>
               <w:spacing w:after="20" w:before="0"/>
             </w:pPr>
-            <w:hyperlink w:history="1" r:id="rIdviutkpdgjo5m9gtgle0zl">
+            <w:hyperlink w:history="1" r:id="rIdrrla0g83ozuejaa2odkp3">
               <w:r>
                 <w:rPr>
                   <w:rFonts w:ascii="Arial" w:cs="Arial" w:eastAsia="Arial" w:hAnsi="Arial"/>
@@ -20481,7 +20481,7 @@
               <w:spacing w:after="10" w:before="0"/>
               <w:ind w:left="120"/>
             </w:pPr>
-            <w:hyperlink w:history="1" r:id="rIdvyumzo0j--szlm6txfb_9">
+            <w:hyperlink w:history="1" r:id="rId5ztibjsxbpzhmajob3etx">
               <w:r>
                 <w:rPr>
                   <w:rFonts w:ascii="Arial" w:cs="Arial" w:eastAsia="Arial" w:hAnsi="Arial"/>
@@ -21246,7 +21246,7 @@
         </w:rPr>
         <w:t xml:space="preserve">© 2026 SeaVuria and ARES. Aligned with KICD objectives. Developed by SeaVuria; technical implementation by ARES (with AI assistance from Claude). Licensed under </w:t>
       </w:r>
-      <w:hyperlink w:history="1" r:id="rIdyi4tftfgtg6bxsedgkrft">
+      <w:hyperlink w:history="1" r:id="rIdrjvdlnii5p-0yn3kek2e2">
         <w:r>
           <w:rPr>
             <w:rFonts w:ascii="Arial" w:cs="Arial" w:eastAsia="Arial" w:hAnsi="Arial"/>
@@ -21267,7 +21267,7 @@
         </w:rPr>
         <w:t xml:space="preserve"> (</w:t>
       </w:r>
-      <w:hyperlink w:history="1" r:id="rIdsvnl8hlw-4tnwxh73joom">
+      <w:hyperlink w:history="1" r:id="rIdpwv-dhw2be8b70l7zo5gf">
         <w:r>
           <w:rPr>
             <w:rFonts w:ascii="Arial" w:cs="Arial" w:eastAsia="Arial" w:hAnsi="Arial"/>
@@ -22307,7 +22307,7 @@
             <w:pPr>
               <w:spacing w:after="20" w:before="0"/>
             </w:pPr>
-            <w:hyperlink w:history="1" r:id="rIdtv7ta5luvhgsux6gj2vv4">
+            <w:hyperlink w:history="1" r:id="rId-xdjuzbz_ad9kgiwsuave">
               <w:r>
                 <w:rPr>
                   <w:rFonts w:ascii="Arial" w:cs="Arial" w:eastAsia="Arial" w:hAnsi="Arial"/>
@@ -22340,7 +22340,7 @@
               <w:spacing w:after="10" w:before="0"/>
               <w:ind w:left="120"/>
             </w:pPr>
-            <w:hyperlink w:history="1" r:id="rIdvbkwpgmn3naeidjaqowdx">
+            <w:hyperlink w:history="1" r:id="rIdghrfpo5end0pg4f1jz74l">
               <w:r>
                 <w:rPr>
                   <w:rFonts w:ascii="Arial" w:cs="Arial" w:eastAsia="Arial" w:hAnsi="Arial"/>
@@ -22385,7 +22385,7 @@
             <w:pPr>
               <w:spacing w:after="20" w:before="0"/>
             </w:pPr>
-            <w:hyperlink w:history="1" r:id="rIdmduxqov7zpsubtcbtrycz">
+            <w:hyperlink w:history="1" r:id="rIdmlbqfko-magpfv7ru7f8w">
               <w:r>
                 <w:rPr>
                   <w:rFonts w:ascii="Arial" w:cs="Arial" w:eastAsia="Arial" w:hAnsi="Arial"/>
@@ -22418,7 +22418,7 @@
               <w:spacing w:after="10" w:before="0"/>
               <w:ind w:left="120"/>
             </w:pPr>
-            <w:hyperlink w:history="1" r:id="rIdxqvmcvv-kjaafcfgrcfzc">
+            <w:hyperlink w:history="1" r:id="rIdeivhg-7r_9edul59amuq2">
               <w:r>
                 <w:rPr>
                   <w:rFonts w:ascii="Arial" w:cs="Arial" w:eastAsia="Arial" w:hAnsi="Arial"/>
@@ -22618,7 +22618,7 @@
             <w:pPr>
               <w:spacing w:after="20" w:before="0"/>
             </w:pPr>
-            <w:hyperlink w:history="1" r:id="rIdrfqjpnjy7utku69-okrlj">
+            <w:hyperlink w:history="1" r:id="rIdgw9daip_6ixtezzawm970">
               <w:r>
                 <w:rPr>
                   <w:rFonts w:ascii="Arial" w:cs="Arial" w:eastAsia="Arial" w:hAnsi="Arial"/>
@@ -22651,7 +22651,7 @@
               <w:spacing w:after="10" w:before="0"/>
               <w:ind w:left="120"/>
             </w:pPr>
-            <w:hyperlink w:history="1" r:id="rIduswond5rzedbmkciedhrk">
+            <w:hyperlink w:history="1" r:id="rIdse0zy5wauifckuxx0xsdo">
               <w:r>
                 <w:rPr>
                   <w:rFonts w:ascii="Arial" w:cs="Arial" w:eastAsia="Arial" w:hAnsi="Arial"/>
@@ -22696,7 +22696,7 @@
             <w:pPr>
               <w:spacing w:after="20" w:before="0"/>
             </w:pPr>
-            <w:hyperlink w:history="1" r:id="rIdpkry3vrb5uv82fhknyfqa">
+            <w:hyperlink w:history="1" r:id="rIdydfcsamn-_yug0t_movrc">
               <w:r>
                 <w:rPr>
                   <w:rFonts w:ascii="Arial" w:cs="Arial" w:eastAsia="Arial" w:hAnsi="Arial"/>
@@ -22729,7 +22729,7 @@
               <w:spacing w:after="10" w:before="0"/>
               <w:ind w:left="120"/>
             </w:pPr>
-            <w:hyperlink w:history="1" r:id="rIdilwe3qm6gqvlx8jypnpw8">
+            <w:hyperlink w:history="1" r:id="rIdyzshnajuvi6br4m5cwyac">
               <w:r>
                 <w:rPr>
                   <w:rFonts w:ascii="Arial" w:cs="Arial" w:eastAsia="Arial" w:hAnsi="Arial"/>
@@ -22929,7 +22929,7 @@
             <w:pPr>
               <w:spacing w:after="20" w:before="0"/>
             </w:pPr>
-            <w:hyperlink w:history="1" r:id="rIdyg4cxxgzxq43zma0yzqi4">
+            <w:hyperlink w:history="1" r:id="rId_m8ke9kcvdhpbxg-ni6ju">
               <w:r>
                 <w:rPr>
                   <w:rFonts w:ascii="Arial" w:cs="Arial" w:eastAsia="Arial" w:hAnsi="Arial"/>
@@ -22962,7 +22962,7 @@
               <w:spacing w:after="10" w:before="0"/>
               <w:ind w:left="120"/>
             </w:pPr>
-            <w:hyperlink w:history="1" r:id="rIdbq5h5d-zznfziehxd7bu5">
+            <w:hyperlink w:history="1" r:id="rId0qsq7otyb_hutimfh2l-x">
               <w:r>
                 <w:rPr>
                   <w:rFonts w:ascii="Arial" w:cs="Arial" w:eastAsia="Arial" w:hAnsi="Arial"/>
@@ -23007,7 +23007,7 @@
             <w:pPr>
               <w:spacing w:after="20" w:before="0"/>
             </w:pPr>
-            <w:hyperlink w:history="1" r:id="rIdj1yr1lgebshltfoyi6w74">
+            <w:hyperlink w:history="1" r:id="rIdm9u21kvuzjarstnwqpcfi">
               <w:r>
                 <w:rPr>
                   <w:rFonts w:ascii="Arial" w:cs="Arial" w:eastAsia="Arial" w:hAnsi="Arial"/>
@@ -23040,7 +23040,7 @@
               <w:spacing w:after="10" w:before="0"/>
               <w:ind w:left="120"/>
             </w:pPr>
-            <w:hyperlink w:history="1" r:id="rIdaorarpu3nosznwmkqzbfz">
+            <w:hyperlink w:history="1" r:id="rIdulxkth6pg09spymqemmvy">
               <w:r>
                 <w:rPr>
                   <w:rFonts w:ascii="Arial" w:cs="Arial" w:eastAsia="Arial" w:hAnsi="Arial"/>
@@ -23240,7 +23240,7 @@
             <w:pPr>
               <w:spacing w:after="20" w:before="0"/>
             </w:pPr>
-            <w:hyperlink w:history="1" r:id="rIdutftrlvpmbqpt0ukfq4ze">
+            <w:hyperlink w:history="1" r:id="rIdchytmbebda36ukso3fblz">
               <w:r>
                 <w:rPr>
                   <w:rFonts w:ascii="Arial" w:cs="Arial" w:eastAsia="Arial" w:hAnsi="Arial"/>
@@ -23273,7 +23273,7 @@
               <w:spacing w:after="10" w:before="0"/>
               <w:ind w:left="120"/>
             </w:pPr>
-            <w:hyperlink w:history="1" r:id="rIdjfisv8_qrl9m5mp9dmdx8">
+            <w:hyperlink w:history="1" r:id="rIdnjgk_vjnschgss1cpfepy">
               <w:r>
                 <w:rPr>
                   <w:rFonts w:ascii="Arial" w:cs="Arial" w:eastAsia="Arial" w:hAnsi="Arial"/>
@@ -23318,7 +23318,7 @@
             <w:pPr>
               <w:spacing w:after="20" w:before="0"/>
             </w:pPr>
-            <w:hyperlink w:history="1" r:id="rIduzxbshmy6h8vgjbmb2so6">
+            <w:hyperlink w:history="1" r:id="rIdzfzoo3p8ipqwjzqphdayc">
               <w:r>
                 <w:rPr>
                   <w:rFonts w:ascii="Arial" w:cs="Arial" w:eastAsia="Arial" w:hAnsi="Arial"/>
@@ -23351,7 +23351,7 @@
               <w:spacing w:after="10" w:before="0"/>
               <w:ind w:left="120"/>
             </w:pPr>
-            <w:hyperlink w:history="1" r:id="rId-ivoam-p-owwsafkhzevo">
+            <w:hyperlink w:history="1" r:id="rIdexnfiahbzm503wcanczex">
               <w:r>
                 <w:rPr>
                   <w:rFonts w:ascii="Arial" w:cs="Arial" w:eastAsia="Arial" w:hAnsi="Arial"/>
@@ -23551,7 +23551,7 @@
             <w:pPr>
               <w:spacing w:after="20" w:before="0"/>
             </w:pPr>
-            <w:hyperlink w:history="1" r:id="rId4jsobex4fyo8og5fnzlk5">
+            <w:hyperlink w:history="1" r:id="rIdhu5lzx8gwunrvnvolmast">
               <w:r>
                 <w:rPr>
                   <w:rFonts w:ascii="Arial" w:cs="Arial" w:eastAsia="Arial" w:hAnsi="Arial"/>
@@ -23600,7 +23600,7 @@
               <w:spacing w:after="10" w:before="0"/>
               <w:ind w:left="120"/>
             </w:pPr>
-            <w:hyperlink w:history="1" r:id="rIdphsnlmo7pgltdflhhbmk_">
+            <w:hyperlink w:history="1" r:id="rIdpxnlhy6tglpnrjsuzutem">
               <w:r>
                 <w:rPr>
                   <w:rFonts w:ascii="Arial" w:cs="Arial" w:eastAsia="Arial" w:hAnsi="Arial"/>
@@ -23645,7 +23645,7 @@
             <w:pPr>
               <w:spacing w:after="20" w:before="0"/>
             </w:pPr>
-            <w:hyperlink w:history="1" r:id="rIdgwm9hql-8_yzfybnyyzhm">
+            <w:hyperlink w:history="1" r:id="rIdlqrv_z2gelj8fr-xz8uzp">
               <w:r>
                 <w:rPr>
                   <w:rFonts w:ascii="Arial" w:cs="Arial" w:eastAsia="Arial" w:hAnsi="Arial"/>
@@ -23678,7 +23678,7 @@
               <w:spacing w:after="10" w:before="0"/>
               <w:ind w:left="120"/>
             </w:pPr>
-            <w:hyperlink w:history="1" r:id="rId6jjtdm7ibpitaycp32fxv">
+            <w:hyperlink w:history="1" r:id="rIdz981uqut8tgssxwawph6r">
               <w:r>
                 <w:rPr>
                   <w:rFonts w:ascii="Arial" w:cs="Arial" w:eastAsia="Arial" w:hAnsi="Arial"/>
@@ -24203,7 +24203,7 @@
         </w:rPr>
         <w:t xml:space="preserve">© 2026 SeaVuria and ARES. Aligned with KICD objectives. Developed by SeaVuria; technical implementation by ARES (with AI assistance from Claude). Licensed under </w:t>
       </w:r>
-      <w:hyperlink w:history="1" r:id="rIddhpjiypg6yaz4rc9qn3mc">
+      <w:hyperlink w:history="1" r:id="rIdnmpeerd35b27bq7qvwmfr">
         <w:r>
           <w:rPr>
             <w:rFonts w:ascii="Arial" w:cs="Arial" w:eastAsia="Arial" w:hAnsi="Arial"/>
@@ -24224,7 +24224,7 @@
         </w:rPr>
         <w:t xml:space="preserve"> (</w:t>
       </w:r>
-      <w:hyperlink w:history="1" r:id="rIdwhwn-2fr6gnlj-pvxbhko">
+      <w:hyperlink w:history="1" r:id="rIdtax7nrcazqrs5l5-ejnbm">
         <w:r>
           <w:rPr>
             <w:rFonts w:ascii="Arial" w:cs="Arial" w:eastAsia="Arial" w:hAnsi="Arial"/>
@@ -25264,7 +25264,7 @@
             <w:pPr>
               <w:spacing w:after="20" w:before="0"/>
             </w:pPr>
-            <w:hyperlink w:history="1" r:id="rId1ckes6ky9ujodhc7mlx0e">
+            <w:hyperlink w:history="1" r:id="rIded__batnexkqmjhgkj55g">
               <w:r>
                 <w:rPr>
                   <w:rFonts w:ascii="Arial" w:cs="Arial" w:eastAsia="Arial" w:hAnsi="Arial"/>
@@ -25313,7 +25313,7 @@
               <w:spacing w:after="10" w:before="0"/>
               <w:ind w:left="120"/>
             </w:pPr>
-            <w:hyperlink w:history="1" r:id="rIdhceyk8lsbjdmy4cwbdhof">
+            <w:hyperlink w:history="1" r:id="rIdfaqdtbp02kutzgmbv30mo">
               <w:r>
                 <w:rPr>
                   <w:rFonts w:ascii="Arial" w:cs="Arial" w:eastAsia="Arial" w:hAnsi="Arial"/>
@@ -25375,7 +25375,7 @@
               <w:spacing w:after="10" w:before="0"/>
               <w:ind w:left="120"/>
             </w:pPr>
-            <w:hyperlink w:history="1" r:id="rId3zjtb9fm1pqyst75h4ked">
+            <w:hyperlink w:history="1" r:id="rIduek3u08g636q2qbknvw5j">
               <w:r>
                 <w:rPr>
                   <w:rFonts w:ascii="Arial" w:cs="Arial" w:eastAsia="Arial" w:hAnsi="Arial"/>
@@ -25590,7 +25590,7 @@
             <w:pPr>
               <w:spacing w:after="20" w:before="0"/>
             </w:pPr>
-            <w:hyperlink w:history="1" r:id="rId4bcn3bllygtgb-cx1jhnm">
+            <w:hyperlink w:history="1" r:id="rId9yjxczx8q0y-tc7ln2cir">
               <w:r>
                 <w:rPr>
                   <w:rFonts w:ascii="Arial" w:cs="Arial" w:eastAsia="Arial" w:hAnsi="Arial"/>
@@ -25639,7 +25639,7 @@
               <w:spacing w:after="10" w:before="0"/>
               <w:ind w:left="120"/>
             </w:pPr>
-            <w:hyperlink w:history="1" r:id="rIdsfidunyohrm--njcs7sbm">
+            <w:hyperlink w:history="1" r:id="rIdxq6sj9npulsdq6sxbumqg">
               <w:r>
                 <w:rPr>
                   <w:rFonts w:ascii="Arial" w:cs="Arial" w:eastAsia="Arial" w:hAnsi="Arial"/>
@@ -25701,7 +25701,7 @@
               <w:spacing w:after="10" w:before="0"/>
               <w:ind w:left="120"/>
             </w:pPr>
-            <w:hyperlink w:history="1" r:id="rIdl5efzjhqe8hjkpdfxqxvo">
+            <w:hyperlink w:history="1" r:id="rIdbghfskhmdmxt63okkjfiv">
               <w:r>
                 <w:rPr>
                   <w:rFonts w:ascii="Arial" w:cs="Arial" w:eastAsia="Arial" w:hAnsi="Arial"/>
@@ -25916,7 +25916,7 @@
             <w:pPr>
               <w:spacing w:after="20" w:before="0"/>
             </w:pPr>
-            <w:hyperlink w:history="1" r:id="rId72sujz9uc4nuvqcxdd0ts">
+            <w:hyperlink w:history="1" r:id="rIdbgw5qnhqhzjlxnfic_xww">
               <w:r>
                 <w:rPr>
                   <w:rFonts w:ascii="Arial" w:cs="Arial" w:eastAsia="Arial" w:hAnsi="Arial"/>
@@ -25965,7 +25965,7 @@
               <w:spacing w:after="10" w:before="0"/>
               <w:ind w:left="120"/>
             </w:pPr>
-            <w:hyperlink w:history="1" r:id="rIdv7bubi1vbbdylsnxmfrro">
+            <w:hyperlink w:history="1" r:id="rIdn60uexc92pvgp-lylcoa8">
               <w:r>
                 <w:rPr>
                   <w:rFonts w:ascii="Arial" w:cs="Arial" w:eastAsia="Arial" w:hAnsi="Arial"/>
@@ -26027,7 +26027,7 @@
               <w:spacing w:after="10" w:before="0"/>
               <w:ind w:left="120"/>
             </w:pPr>
-            <w:hyperlink w:history="1" r:id="rIdjfm-ltv9xyxqniuq_g-3a">
+            <w:hyperlink w:history="1" r:id="rIdsueqhmhsqxj9a7m5fvcpw">
               <w:r>
                 <w:rPr>
                   <w:rFonts w:ascii="Arial" w:cs="Arial" w:eastAsia="Arial" w:hAnsi="Arial"/>
@@ -26242,7 +26242,7 @@
             <w:pPr>
               <w:spacing w:after="20" w:before="0"/>
             </w:pPr>
-            <w:hyperlink w:history="1" r:id="rIdutvkkbzdzsn1vhly-glst">
+            <w:hyperlink w:history="1" r:id="rIdlj_va7umrxp3fxsosxsqu">
               <w:r>
                 <w:rPr>
                   <w:rFonts w:ascii="Arial" w:cs="Arial" w:eastAsia="Arial" w:hAnsi="Arial"/>
@@ -26291,7 +26291,7 @@
               <w:spacing w:after="10" w:before="0"/>
               <w:ind w:left="120"/>
             </w:pPr>
-            <w:hyperlink w:history="1" r:id="rIdtrne2voiinpqoug71uq2v">
+            <w:hyperlink w:history="1" r:id="rId0rhi3s1fdhtevhksrgs24">
               <w:r>
                 <w:rPr>
                   <w:rFonts w:ascii="Arial" w:cs="Arial" w:eastAsia="Arial" w:hAnsi="Arial"/>
@@ -26353,7 +26353,7 @@
               <w:spacing w:after="10" w:before="0"/>
               <w:ind w:left="120"/>
             </w:pPr>
-            <w:hyperlink w:history="1" r:id="rIdyfbjh-1pznnncnaoigzsc">
+            <w:hyperlink w:history="1" r:id="rIdy3gquk6ptrf1_27uomzom">
               <w:r>
                 <w:rPr>
                   <w:rFonts w:ascii="Arial" w:cs="Arial" w:eastAsia="Arial" w:hAnsi="Arial"/>
@@ -26568,7 +26568,7 @@
             <w:pPr>
               <w:spacing w:after="20" w:before="0"/>
             </w:pPr>
-            <w:hyperlink w:history="1" r:id="rId55ho774qgfwm18wavnob9">
+            <w:hyperlink w:history="1" r:id="rIdrthdgid4vgzl2esoxsvze">
               <w:r>
                 <w:rPr>
                   <w:rFonts w:ascii="Arial" w:cs="Arial" w:eastAsia="Arial" w:hAnsi="Arial"/>
@@ -26617,7 +26617,7 @@
               <w:spacing w:after="10" w:before="0"/>
               <w:ind w:left="120"/>
             </w:pPr>
-            <w:hyperlink w:history="1" r:id="rIda50bkryab9j0eyb6xg748">
+            <w:hyperlink w:history="1" r:id="rIdzvzxcppbifrifdrgsicsa">
               <w:r>
                 <w:rPr>
                   <w:rFonts w:ascii="Arial" w:cs="Arial" w:eastAsia="Arial" w:hAnsi="Arial"/>
@@ -26679,7 +26679,7 @@
               <w:spacing w:after="10" w:before="0"/>
               <w:ind w:left="120"/>
             </w:pPr>
-            <w:hyperlink w:history="1" r:id="rIdpcx2pwm0j2qgbtxxinagz">
+            <w:hyperlink w:history="1" r:id="rIdjpnpt_rpzbwvtbc6frnot">
               <w:r>
                 <w:rPr>
                   <w:rFonts w:ascii="Arial" w:cs="Arial" w:eastAsia="Arial" w:hAnsi="Arial"/>
@@ -27219,7 +27219,7 @@
         </w:rPr>
         <w:t xml:space="preserve">© 2026 SeaVuria and ARES. Aligned with KICD objectives. Developed by SeaVuria; technical implementation by ARES (with AI assistance from Claude). Licensed under </w:t>
       </w:r>
-      <w:hyperlink w:history="1" r:id="rIdehi5ksjdufsfeiv6w4evk">
+      <w:hyperlink w:history="1" r:id="rIdpufhauyrmyptxo2fufjsb">
         <w:r>
           <w:rPr>
             <w:rFonts w:ascii="Arial" w:cs="Arial" w:eastAsia="Arial" w:hAnsi="Arial"/>
@@ -27240,7 +27240,7 @@
         </w:rPr>
         <w:t xml:space="preserve"> (</w:t>
       </w:r>
-      <w:hyperlink w:history="1" r:id="rIdaz-7xqg0qagsiddfqir6h">
+      <w:hyperlink w:history="1" r:id="rIdh75gnzwl1ulwuvzr1gx7b">
         <w:r>
           <w:rPr>
             <w:rFonts w:ascii="Arial" w:cs="Arial" w:eastAsia="Arial" w:hAnsi="Arial"/>
@@ -28280,7 +28280,7 @@
             <w:pPr>
               <w:spacing w:after="20" w:before="0"/>
             </w:pPr>
-            <w:hyperlink w:history="1" r:id="rIdrptgqigkwksne-1-cnroq">
+            <w:hyperlink w:history="1" r:id="rIdahyhojjv8blypcim2ojdd">
               <w:r>
                 <w:rPr>
                   <w:rFonts w:ascii="Arial" w:cs="Arial" w:eastAsia="Arial" w:hAnsi="Arial"/>
@@ -28313,7 +28313,7 @@
               <w:spacing w:after="10" w:before="0"/>
               <w:ind w:left="120"/>
             </w:pPr>
-            <w:hyperlink w:history="1" r:id="rIddag9-kw_crwavoayqe1bj">
+            <w:hyperlink w:history="1" r:id="rIdkrinwmd9wrcwcdafrgeyw">
               <w:r>
                 <w:rPr>
                   <w:rFonts w:ascii="Arial" w:cs="Arial" w:eastAsia="Arial" w:hAnsi="Arial"/>
@@ -28358,7 +28358,7 @@
             <w:pPr>
               <w:spacing w:after="20" w:before="0"/>
             </w:pPr>
-            <w:hyperlink w:history="1" r:id="rIdyy3zvoz_mnmpkkkivplq2">
+            <w:hyperlink w:history="1" r:id="rIdw5qxt0x7qxflrzr1pspcl">
               <w:r>
                 <w:rPr>
                   <w:rFonts w:ascii="Arial" w:cs="Arial" w:eastAsia="Arial" w:hAnsi="Arial"/>
@@ -28391,7 +28391,7 @@
               <w:spacing w:after="10" w:before="0"/>
               <w:ind w:left="120"/>
             </w:pPr>
-            <w:hyperlink w:history="1" r:id="rIdv4doak55z69rgyrf1twt7">
+            <w:hyperlink w:history="1" r:id="rIdp8_ltsoosd8zerswbpfce">
               <w:r>
                 <w:rPr>
                   <w:rFonts w:ascii="Arial" w:cs="Arial" w:eastAsia="Arial" w:hAnsi="Arial"/>
@@ -28591,7 +28591,7 @@
             <w:pPr>
               <w:spacing w:after="20" w:before="0"/>
             </w:pPr>
-            <w:hyperlink w:history="1" r:id="rIdl4p5rws22zyazyj7-k4na">
+            <w:hyperlink w:history="1" r:id="rIdw7hwowq79le_eqaebtpne">
               <w:r>
                 <w:rPr>
                   <w:rFonts w:ascii="Arial" w:cs="Arial" w:eastAsia="Arial" w:hAnsi="Arial"/>
@@ -28624,7 +28624,7 @@
               <w:spacing w:after="10" w:before="0"/>
               <w:ind w:left="120"/>
             </w:pPr>
-            <w:hyperlink w:history="1" r:id="rIdw0tdyvpofbk5jqutho7w8">
+            <w:hyperlink w:history="1" r:id="rIdngpaevywp05wb0mgj6jtq">
               <w:r>
                 <w:rPr>
                   <w:rFonts w:ascii="Arial" w:cs="Arial" w:eastAsia="Arial" w:hAnsi="Arial"/>
@@ -28669,7 +28669,7 @@
             <w:pPr>
               <w:spacing w:after="20" w:before="0"/>
             </w:pPr>
-            <w:hyperlink w:history="1" r:id="rId52ldlbrpvfbbv8fjppqbk">
+            <w:hyperlink w:history="1" r:id="rIdfitvypxihcpcr8bchikat">
               <w:r>
                 <w:rPr>
                   <w:rFonts w:ascii="Arial" w:cs="Arial" w:eastAsia="Arial" w:hAnsi="Arial"/>
@@ -28702,7 +28702,7 @@
               <w:spacing w:after="10" w:before="0"/>
               <w:ind w:left="120"/>
             </w:pPr>
-            <w:hyperlink w:history="1" r:id="rIdibqs1rox-c1dcjav4qtrz">
+            <w:hyperlink w:history="1" r:id="rIdo8cgysqjiyotfi4groio6">
               <w:r>
                 <w:rPr>
                   <w:rFonts w:ascii="Arial" w:cs="Arial" w:eastAsia="Arial" w:hAnsi="Arial"/>
@@ -28902,7 +28902,7 @@
             <w:pPr>
               <w:spacing w:after="20" w:before="0"/>
             </w:pPr>
-            <w:hyperlink w:history="1" r:id="rIdcllrao8poyvgt_3lymgrl">
+            <w:hyperlink w:history="1" r:id="rId4doky1tq4g_xu_j5hvian">
               <w:r>
                 <w:rPr>
                   <w:rFonts w:ascii="Arial" w:cs="Arial" w:eastAsia="Arial" w:hAnsi="Arial"/>
@@ -28951,7 +28951,7 @@
               <w:spacing w:after="10" w:before="0"/>
               <w:ind w:left="120"/>
             </w:pPr>
-            <w:hyperlink w:history="1" r:id="rIdbmizbgp-x4uip7qpay4n1">
+            <w:hyperlink w:history="1" r:id="rIdhtuneqe2x-ae2wbmpbbtf">
               <w:r>
                 <w:rPr>
                   <w:rFonts w:ascii="Arial" w:cs="Arial" w:eastAsia="Arial" w:hAnsi="Arial"/>
@@ -28996,7 +28996,7 @@
             <w:pPr>
               <w:spacing w:after="20" w:before="0"/>
             </w:pPr>
-            <w:hyperlink w:history="1" r:id="rIdowwiebdzc_tklfpn6onzy">
+            <w:hyperlink w:history="1" r:id="rId7i8nmpm-4qzfkubmpqfjj">
               <w:r>
                 <w:rPr>
                   <w:rFonts w:ascii="Arial" w:cs="Arial" w:eastAsia="Arial" w:hAnsi="Arial"/>
@@ -29029,7 +29029,7 @@
               <w:spacing w:after="10" w:before="0"/>
               <w:ind w:left="120"/>
             </w:pPr>
-            <w:hyperlink w:history="1" r:id="rIduekdcqi0_bsqynlfotrdp">
+            <w:hyperlink w:history="1" r:id="rIdlrtc8nijjnuuyigns1xvm">
               <w:r>
                 <w:rPr>
                   <w:rFonts w:ascii="Arial" w:cs="Arial" w:eastAsia="Arial" w:hAnsi="Arial"/>
@@ -29229,7 +29229,7 @@
             <w:pPr>
               <w:spacing w:after="20" w:before="0"/>
             </w:pPr>
-            <w:hyperlink w:history="1" r:id="rIdwmbjsncutn8z-7sbtmeys">
+            <w:hyperlink w:history="1" r:id="rIdtqik8fxmshyyqv8xqtjkw">
               <w:r>
                 <w:rPr>
                   <w:rFonts w:ascii="Arial" w:cs="Arial" w:eastAsia="Arial" w:hAnsi="Arial"/>
@@ -29278,7 +29278,7 @@
               <w:spacing w:after="10" w:before="0"/>
               <w:ind w:left="120"/>
             </w:pPr>
-            <w:hyperlink w:history="1" r:id="rIdhe-t4tvp_jic-aoegzphv">
+            <w:hyperlink w:history="1" r:id="rIdnh4iro2tsiirfdvrgslud">
               <w:r>
                 <w:rPr>
                   <w:rFonts w:ascii="Arial" w:cs="Arial" w:eastAsia="Arial" w:hAnsi="Arial"/>
@@ -29323,7 +29323,7 @@
             <w:pPr>
               <w:spacing w:after="20" w:before="0"/>
             </w:pPr>
-            <w:hyperlink w:history="1" r:id="rIdmitxo8kacntyeoii46vlb">
+            <w:hyperlink w:history="1" r:id="rId78owgyf6vmo8wzoei5tpa">
               <w:r>
                 <w:rPr>
                   <w:rFonts w:ascii="Arial" w:cs="Arial" w:eastAsia="Arial" w:hAnsi="Arial"/>
@@ -29356,7 +29356,7 @@
               <w:spacing w:after="10" w:before="0"/>
               <w:ind w:left="120"/>
             </w:pPr>
-            <w:hyperlink w:history="1" r:id="rIdfr2ipfljy81m7ya3z2klr">
+            <w:hyperlink w:history="1" r:id="rId-nnu_b9gskwyozvhzvyxr">
               <w:r>
                 <w:rPr>
                   <w:rFonts w:ascii="Arial" w:cs="Arial" w:eastAsia="Arial" w:hAnsi="Arial"/>
@@ -29556,7 +29556,7 @@
             <w:pPr>
               <w:spacing w:after="20" w:before="0"/>
             </w:pPr>
-            <w:hyperlink w:history="1" r:id="rIdlngd6eqfpp8km_c8yocyf">
+            <w:hyperlink w:history="1" r:id="rIdzndhc7al9lw1anp2jz4f_">
               <w:r>
                 <w:rPr>
                   <w:rFonts w:ascii="Arial" w:cs="Arial" w:eastAsia="Arial" w:hAnsi="Arial"/>
@@ -29605,7 +29605,7 @@
               <w:spacing w:after="10" w:before="0"/>
               <w:ind w:left="120"/>
             </w:pPr>
-            <w:hyperlink w:history="1" r:id="rIdath-v5tytklfqeosjwr9s">
+            <w:hyperlink w:history="1" r:id="rIdiui9lcyc2jjphoiku1lpc">
               <w:r>
                 <w:rPr>
                   <w:rFonts w:ascii="Arial" w:cs="Arial" w:eastAsia="Arial" w:hAnsi="Arial"/>
@@ -29650,7 +29650,7 @@
             <w:pPr>
               <w:spacing w:after="20" w:before="0"/>
             </w:pPr>
-            <w:hyperlink w:history="1" r:id="rIdf9u9clhy1xknfnmn65xok">
+            <w:hyperlink w:history="1" r:id="rIdp1cbsnphny3fqmsi1ou3k">
               <w:r>
                 <w:rPr>
                   <w:rFonts w:ascii="Arial" w:cs="Arial" w:eastAsia="Arial" w:hAnsi="Arial"/>
@@ -29683,7 +29683,7 @@
               <w:spacing w:after="10" w:before="0"/>
               <w:ind w:left="120"/>
             </w:pPr>
-            <w:hyperlink w:history="1" r:id="rIdxgvko_64vovhkbonxyiti">
+            <w:hyperlink w:history="1" r:id="rIdvpjbsyf1efu4-usufaory">
               <w:r>
                 <w:rPr>
                   <w:rFonts w:ascii="Arial" w:cs="Arial" w:eastAsia="Arial" w:hAnsi="Arial"/>
@@ -30208,7 +30208,7 @@
         </w:rPr>
         <w:t xml:space="preserve">© 2026 SeaVuria and ARES. Aligned with KICD objectives. Developed by SeaVuria; technical implementation by ARES (with AI assistance from Claude). Licensed under </w:t>
       </w:r>
-      <w:hyperlink w:history="1" r:id="rIdexv45eq_4wz0zuj_xteum">
+      <w:hyperlink w:history="1" r:id="rIdyzil8cmkbfgctv3vskoqa">
         <w:r>
           <w:rPr>
             <w:rFonts w:ascii="Arial" w:cs="Arial" w:eastAsia="Arial" w:hAnsi="Arial"/>
@@ -30229,7 +30229,7 @@
         </w:rPr>
         <w:t xml:space="preserve"> (</w:t>
       </w:r>
-      <w:hyperlink w:history="1" r:id="rIde-ghv9scv7fknx62ykjxe">
+      <w:hyperlink w:history="1" r:id="rIdylhmehnlovkqeqmk03plw">
         <w:r>
           <w:rPr>
             <w:rFonts w:ascii="Arial" w:cs="Arial" w:eastAsia="Arial" w:hAnsi="Arial"/>
@@ -31269,7 +31269,7 @@
             <w:pPr>
               <w:spacing w:after="20" w:before="0"/>
             </w:pPr>
-            <w:hyperlink w:history="1" r:id="rIdsjtte5bi_zmzllsg3ofpt">
+            <w:hyperlink w:history="1" r:id="rId6a4ypdqa8fz5thsxf2p42">
               <w:r>
                 <w:rPr>
                   <w:rFonts w:ascii="Arial" w:cs="Arial" w:eastAsia="Arial" w:hAnsi="Arial"/>
@@ -31302,7 +31302,7 @@
               <w:spacing w:after="10" w:before="0"/>
               <w:ind w:left="120"/>
             </w:pPr>
-            <w:hyperlink w:history="1" r:id="rIdbynvuzl1n7gbhcq-riuyl">
+            <w:hyperlink w:history="1" r:id="rIdqpcaeu8kcby_sxj-ykptu">
               <w:r>
                 <w:rPr>
                   <w:rFonts w:ascii="Arial" w:cs="Arial" w:eastAsia="Arial" w:hAnsi="Arial"/>
@@ -31347,7 +31347,7 @@
             <w:pPr>
               <w:spacing w:after="20" w:before="0"/>
             </w:pPr>
-            <w:hyperlink w:history="1" r:id="rId0cj9uall4cjpy_ia_tx3q">
+            <w:hyperlink w:history="1" r:id="rIdvj6uwza-4uytxsexgezwg">
               <w:r>
                 <w:rPr>
                   <w:rFonts w:ascii="Arial" w:cs="Arial" w:eastAsia="Arial" w:hAnsi="Arial"/>
@@ -31380,7 +31380,7 @@
               <w:spacing w:after="10" w:before="0"/>
               <w:ind w:left="120"/>
             </w:pPr>
-            <w:hyperlink w:history="1" r:id="rIdvdwer_puo_dwqva_o7qe4">
+            <w:hyperlink w:history="1" r:id="rIdujcwla9pnhglsc6wvfq4y">
               <w:r>
                 <w:rPr>
                   <w:rFonts w:ascii="Arial" w:cs="Arial" w:eastAsia="Arial" w:hAnsi="Arial"/>
@@ -31700,7 +31700,7 @@
             <w:pPr>
               <w:spacing w:after="20" w:before="0"/>
             </w:pPr>
-            <w:hyperlink w:history="1" r:id="rId7hn3cuvknhspmq4h6rzon">
+            <w:hyperlink w:history="1" r:id="rId7bfzrquklzekxrbpcfdeh">
               <w:r>
                 <w:rPr>
                   <w:rFonts w:ascii="Arial" w:cs="Arial" w:eastAsia="Arial" w:hAnsi="Arial"/>
@@ -31733,7 +31733,7 @@
               <w:spacing w:after="10" w:before="0"/>
               <w:ind w:left="120"/>
             </w:pPr>
-            <w:hyperlink w:history="1" r:id="rIdwgbyf2o-pux6z3mdgp3n_">
+            <w:hyperlink w:history="1" r:id="rIdstzwgqprl4tyvps3pqdw5">
               <w:r>
                 <w:rPr>
                   <w:rFonts w:ascii="Arial" w:cs="Arial" w:eastAsia="Arial" w:hAnsi="Arial"/>
@@ -31778,7 +31778,7 @@
             <w:pPr>
               <w:spacing w:after="20" w:before="0"/>
             </w:pPr>
-            <w:hyperlink w:history="1" r:id="rIdagjgixungl_byunjkwwwi">
+            <w:hyperlink w:history="1" r:id="rId7hsmw6lhhy5ivtsqcxlfh">
               <w:r>
                 <w:rPr>
                   <w:rFonts w:ascii="Arial" w:cs="Arial" w:eastAsia="Arial" w:hAnsi="Arial"/>
@@ -31811,7 +31811,7 @@
               <w:spacing w:after="10" w:before="0"/>
               <w:ind w:left="120"/>
             </w:pPr>
-            <w:hyperlink w:history="1" r:id="rIdmk-3enaphzpc9zbvkuzuk">
+            <w:hyperlink w:history="1" r:id="rIds4x-ut5chwp-tuygpsawv">
               <w:r>
                 <w:rPr>
                   <w:rFonts w:ascii="Arial" w:cs="Arial" w:eastAsia="Arial" w:hAnsi="Arial"/>
@@ -32311,7 +32311,7 @@
             <w:pPr>
               <w:spacing w:after="20" w:before="0"/>
             </w:pPr>
-            <w:hyperlink w:history="1" r:id="rId9tcy1qlr-ajij5td3fd-3">
+            <w:hyperlink w:history="1" r:id="rId3imjf49-cl0flz9_2r3lr">
               <w:r>
                 <w:rPr>
                   <w:rFonts w:ascii="Arial" w:cs="Arial" w:eastAsia="Arial" w:hAnsi="Arial"/>
@@ -32360,7 +32360,7 @@
               <w:spacing w:after="10" w:before="0"/>
               <w:ind w:left="120"/>
             </w:pPr>
-            <w:hyperlink w:history="1" r:id="rIdrrxqrxv-ofgntyukity1c">
+            <w:hyperlink w:history="1" r:id="rIdhuxie80zw8lwqys1rs1yo">
               <w:r>
                 <w:rPr>
                   <w:rFonts w:ascii="Arial" w:cs="Arial" w:eastAsia="Arial" w:hAnsi="Arial"/>
@@ -32405,7 +32405,7 @@
             <w:pPr>
               <w:spacing w:after="20" w:before="0"/>
             </w:pPr>
-            <w:hyperlink w:history="1" r:id="rIdqglsajzvlviugqgrivaeq">
+            <w:hyperlink w:history="1" r:id="rIdyqiih7bopm09jajjlxaz0">
               <w:r>
                 <w:rPr>
                   <w:rFonts w:ascii="Arial" w:cs="Arial" w:eastAsia="Arial" w:hAnsi="Arial"/>
@@ -32454,7 +32454,7 @@
               <w:spacing w:after="10" w:before="0"/>
               <w:ind w:left="120"/>
             </w:pPr>
-            <w:hyperlink w:history="1" r:id="rIdfpd5krcizqul11uolvi9d">
+            <w:hyperlink w:history="1" r:id="rIdyylk75hd1xqdwzhggxbhf">
               <w:r>
                 <w:rPr>
                   <w:rFonts w:ascii="Arial" w:cs="Arial" w:eastAsia="Arial" w:hAnsi="Arial"/>
@@ -33134,7 +33134,7 @@
             <w:pPr>
               <w:spacing w:after="20" w:before="0"/>
             </w:pPr>
-            <w:hyperlink w:history="1" r:id="rId2rdqu21cw1ugkbp0giqna">
+            <w:hyperlink w:history="1" r:id="rIdomdjd4tyjlburpeptnt4h">
               <w:r>
                 <w:rPr>
                   <w:rFonts w:ascii="Arial" w:cs="Arial" w:eastAsia="Arial" w:hAnsi="Arial"/>
@@ -33183,7 +33183,7 @@
               <w:spacing w:after="10" w:before="0"/>
               <w:ind w:left="120"/>
             </w:pPr>
-            <w:hyperlink w:history="1" r:id="rIdgh9pja1veznrsxh5wse_r">
+            <w:hyperlink w:history="1" r:id="rIdxqvyqalx8vmu63gj0skmf">
               <w:r>
                 <w:rPr>
                   <w:rFonts w:ascii="Arial" w:cs="Arial" w:eastAsia="Arial" w:hAnsi="Arial"/>
@@ -33228,7 +33228,7 @@
             <w:pPr>
               <w:spacing w:after="20" w:before="0"/>
             </w:pPr>
-            <w:hyperlink w:history="1" r:id="rId4og9qyoseyiccp9nurdaj">
+            <w:hyperlink w:history="1" r:id="rId0bt4rkq5zt5x1bdr1urqm">
               <w:r>
                 <w:rPr>
                   <w:rFonts w:ascii="Arial" w:cs="Arial" w:eastAsia="Arial" w:hAnsi="Arial"/>
@@ -33277,7 +33277,7 @@
               <w:spacing w:after="10" w:before="0"/>
               <w:ind w:left="120"/>
             </w:pPr>
-            <w:hyperlink w:history="1" r:id="rIdoj17dejo2ta5pswl8fewv">
+            <w:hyperlink w:history="1" r:id="rId5yvfy29emqojhs4jz9qvz">
               <w:r>
                 <w:rPr>
                   <w:rFonts w:ascii="Arial" w:cs="Arial" w:eastAsia="Arial" w:hAnsi="Arial"/>
@@ -33557,7 +33557,7 @@
             <w:pPr>
               <w:spacing w:after="20" w:before="0"/>
             </w:pPr>
-            <w:hyperlink w:history="1" r:id="rIdw5qcn8ogvfpq-rsvlff1n">
+            <w:hyperlink w:history="1" r:id="rIdg2yl1uley3mlbkz8whlpd">
               <w:r>
                 <w:rPr>
                   <w:rFonts w:ascii="Arial" w:cs="Arial" w:eastAsia="Arial" w:hAnsi="Arial"/>
@@ -33606,7 +33606,7 @@
               <w:spacing w:after="10" w:before="0"/>
               <w:ind w:left="120"/>
             </w:pPr>
-            <w:hyperlink w:history="1" r:id="rId4jvfbov2qhe1rgumhjwuh">
+            <w:hyperlink w:history="1" r:id="rIdxq81623ih6r--c2_-ajv2">
               <w:r>
                 <w:rPr>
                   <w:rFonts w:ascii="Arial" w:cs="Arial" w:eastAsia="Arial" w:hAnsi="Arial"/>
@@ -33651,7 +33651,7 @@
             <w:pPr>
               <w:spacing w:after="20" w:before="0"/>
             </w:pPr>
-            <w:hyperlink w:history="1" r:id="rIdaej1qbh3asvess0ckq4fg">
+            <w:hyperlink w:history="1" r:id="rId4ofxt1v2u3baui2yicfzm">
               <w:r>
                 <w:rPr>
                   <w:rFonts w:ascii="Arial" w:cs="Arial" w:eastAsia="Arial" w:hAnsi="Arial"/>
@@ -33700,7 +33700,7 @@
               <w:spacing w:after="10" w:before="0"/>
               <w:ind w:left="120"/>
             </w:pPr>
-            <w:hyperlink w:history="1" r:id="rIdbhbyhfeersi5eof8sm_vq">
+            <w:hyperlink w:history="1" r:id="rIdzmwr8gliwmnorwhzozkyu">
               <w:r>
                 <w:rPr>
                   <w:rFonts w:ascii="Arial" w:cs="Arial" w:eastAsia="Arial" w:hAnsi="Arial"/>
@@ -34525,7 +34525,7 @@
         </w:rPr>
         <w:t xml:space="preserve">© 2026 SeaVuria and ARES. Aligned with KICD objectives. Developed by SeaVuria; technical implementation by ARES (with AI assistance from Claude). Licensed under </w:t>
       </w:r>
-      <w:hyperlink w:history="1" r:id="rIdehswnabe1lziuikp442q2">
+      <w:hyperlink w:history="1" r:id="rId1fwgyxshdb-wq0m2lhxhz">
         <w:r>
           <w:rPr>
             <w:rFonts w:ascii="Arial" w:cs="Arial" w:eastAsia="Arial" w:hAnsi="Arial"/>
@@ -34546,7 +34546,7 @@
         </w:rPr>
         <w:t xml:space="preserve"> (</w:t>
       </w:r>
-      <w:hyperlink w:history="1" r:id="rId27t7oysonm4kvmfe17mhr">
+      <w:hyperlink w:history="1" r:id="rId7bwnqfz5snm7dum5cktqa">
         <w:r>
           <w:rPr>
             <w:rFonts w:ascii="Arial" w:cs="Arial" w:eastAsia="Arial" w:hAnsi="Arial"/>
@@ -35603,7 +35603,7 @@
               <w:spacing w:after="10" w:before="0"/>
               <w:ind w:left="120"/>
             </w:pPr>
-            <w:hyperlink w:history="1" r:id="rIdyn9hxsqn0vs5dlbeptw2b">
+            <w:hyperlink w:history="1" r:id="rIdrtweddycvpxsu3yn8kp3v">
               <w:r>
                 <w:rPr>
                   <w:rFonts w:ascii="Arial" w:cs="Arial" w:eastAsia="Arial" w:hAnsi="Arial"/>
@@ -35663,7 +35663,7 @@
             <w:pPr>
               <w:spacing w:after="20" w:before="0"/>
             </w:pPr>
-            <w:hyperlink w:history="1" r:id="rIdpoulbtoqmlblizas4sm7r">
+            <w:hyperlink w:history="1" r:id="rIdf1zj8_z0klit1gov2ny20">
               <w:r>
                 <w:rPr>
                   <w:rFonts w:ascii="Arial" w:cs="Arial" w:eastAsia="Arial" w:hAnsi="Arial"/>
@@ -35696,7 +35696,7 @@
               <w:spacing w:after="10" w:before="0"/>
               <w:ind w:left="120"/>
             </w:pPr>
-            <w:hyperlink w:history="1" r:id="rIdfly2isjqggejxhducn2h-">
+            <w:hyperlink w:history="1" r:id="rIdghk9axfxjtznfwckcroiw">
               <w:r>
                 <w:rPr>
                   <w:rFonts w:ascii="Arial" w:cs="Arial" w:eastAsia="Arial" w:hAnsi="Arial"/>
@@ -35913,7 +35913,7 @@
               <w:spacing w:after="10" w:before="0"/>
               <w:ind w:left="120"/>
             </w:pPr>
-            <w:hyperlink w:history="1" r:id="rIdze0wurdfnqhua7dsz0ona">
+            <w:hyperlink w:history="1" r:id="rId4rgpdei0nanvpdq570oks">
               <w:r>
                 <w:rPr>
                   <w:rFonts w:ascii="Arial" w:cs="Arial" w:eastAsia="Arial" w:hAnsi="Arial"/>
@@ -35973,7 +35973,7 @@
             <w:pPr>
               <w:spacing w:after="20" w:before="0"/>
             </w:pPr>
-            <w:hyperlink w:history="1" r:id="rIds7phrarbt13qzu49a-hst">
+            <w:hyperlink w:history="1" r:id="rIdi40cayjk2dn8hylgnq6bc">
               <w:r>
                 <w:rPr>
                   <w:rFonts w:ascii="Arial" w:cs="Arial" w:eastAsia="Arial" w:hAnsi="Arial"/>
@@ -36006,7 +36006,7 @@
               <w:spacing w:after="10" w:before="0"/>
               <w:ind w:left="120"/>
             </w:pPr>
-            <w:hyperlink w:history="1" r:id="rId6ixhi3yvygdzql8nrh7cv">
+            <w:hyperlink w:history="1" r:id="rIdczzumrqll1wd7xxy2pbft">
               <w:r>
                 <w:rPr>
                   <w:rFonts w:ascii="Arial" w:cs="Arial" w:eastAsia="Arial" w:hAnsi="Arial"/>
@@ -36223,7 +36223,7 @@
               <w:spacing w:after="10" w:before="0"/>
               <w:ind w:left="120"/>
             </w:pPr>
-            <w:hyperlink w:history="1" r:id="rIdupgdvy_rtrzrnjdvzd-lt">
+            <w:hyperlink w:history="1" r:id="rIdrxys5bkymsbrif4rn6o4b">
               <w:r>
                 <w:rPr>
                   <w:rFonts w:ascii="Arial" w:cs="Arial" w:eastAsia="Arial" w:hAnsi="Arial"/>
@@ -36283,7 +36283,7 @@
             <w:pPr>
               <w:spacing w:after="20" w:before="0"/>
             </w:pPr>
-            <w:hyperlink w:history="1" r:id="rId5uto1d5suf6ju7_dng9ci">
+            <w:hyperlink w:history="1" r:id="rIdhd_da_kmonnltm5uat3_r">
               <w:r>
                 <w:rPr>
                   <w:rFonts w:ascii="Arial" w:cs="Arial" w:eastAsia="Arial" w:hAnsi="Arial"/>
@@ -36332,7 +36332,7 @@
               <w:spacing w:after="10" w:before="0"/>
               <w:ind w:left="120"/>
             </w:pPr>
-            <w:hyperlink w:history="1" r:id="rIdsouu8pk3n7amlgxlzbrw4">
+            <w:hyperlink w:history="1" r:id="rId2lbnfyuhkygtvyznqeume">
               <w:r>
                 <w:rPr>
                   <w:rFonts w:ascii="Arial" w:cs="Arial" w:eastAsia="Arial" w:hAnsi="Arial"/>
@@ -36549,7 +36549,7 @@
               <w:spacing w:after="10" w:before="0"/>
               <w:ind w:left="120"/>
             </w:pPr>
-            <w:hyperlink w:history="1" r:id="rIdhaa818yidq37z23vgopeu">
+            <w:hyperlink w:history="1" r:id="rIdlpxhyqtj8dz2h0ydgocjx">
               <w:r>
                 <w:rPr>
                   <w:rFonts w:ascii="Arial" w:cs="Arial" w:eastAsia="Arial" w:hAnsi="Arial"/>
@@ -36609,7 +36609,7 @@
             <w:pPr>
               <w:spacing w:after="20" w:before="0"/>
             </w:pPr>
-            <w:hyperlink w:history="1" r:id="rIdtvdf4ofn8oyi5icqgiqyy">
+            <w:hyperlink w:history="1" r:id="rIdu4hxphoruwxuohcq4uvdx">
               <w:r>
                 <w:rPr>
                   <w:rFonts w:ascii="Arial" w:cs="Arial" w:eastAsia="Arial" w:hAnsi="Arial"/>
@@ -36658,7 +36658,7 @@
               <w:spacing w:after="10" w:before="0"/>
               <w:ind w:left="120"/>
             </w:pPr>
-            <w:hyperlink w:history="1" r:id="rId5alh2kavs5ifxrzyukz-s">
+            <w:hyperlink w:history="1" r:id="rIddqis0ybui07lurhcgyfof">
               <w:r>
                 <w:rPr>
                   <w:rFonts w:ascii="Arial" w:cs="Arial" w:eastAsia="Arial" w:hAnsi="Arial"/>
@@ -36875,7 +36875,7 @@
               <w:spacing w:after="10" w:before="0"/>
               <w:ind w:left="120"/>
             </w:pPr>
-            <w:hyperlink w:history="1" r:id="rIdg6s0snpwyejhy9na_vws5">
+            <w:hyperlink w:history="1" r:id="rIdjxozquhwavriv9usbelmc">
               <w:r>
                 <w:rPr>
                   <w:rFonts w:ascii="Arial" w:cs="Arial" w:eastAsia="Arial" w:hAnsi="Arial"/>
@@ -36935,7 +36935,7 @@
             <w:pPr>
               <w:spacing w:after="20" w:before="0"/>
             </w:pPr>
-            <w:hyperlink w:history="1" r:id="rIdsuvklcxakv9vyb8hp23ut">
+            <w:hyperlink w:history="1" r:id="rIdyfl-n8ank10yueewdqj1q">
               <w:r>
                 <w:rPr>
                   <w:rFonts w:ascii="Arial" w:cs="Arial" w:eastAsia="Arial" w:hAnsi="Arial"/>
@@ -36984,7 +36984,7 @@
               <w:spacing w:after="10" w:before="0"/>
               <w:ind w:left="120"/>
             </w:pPr>
-            <w:hyperlink w:history="1" r:id="rIdn90032nmzblmairijcr9y">
+            <w:hyperlink w:history="1" r:id="rIds0xpfo9i72zlvcssdhndz">
               <w:r>
                 <w:rPr>
                   <w:rFonts w:ascii="Arial" w:cs="Arial" w:eastAsia="Arial" w:hAnsi="Arial"/>
@@ -37509,7 +37509,7 @@
         </w:rPr>
         <w:t xml:space="preserve">© 2026 SeaVuria and ARES. Aligned with KICD objectives. Developed by SeaVuria; technical implementation by ARES (with AI assistance from Claude). Licensed under </w:t>
       </w:r>
-      <w:hyperlink w:history="1" r:id="rIdtmmwdcuydtvfnae-lxdsr">
+      <w:hyperlink w:history="1" r:id="rIdi26ijdsngad2bb4nwyhpp">
         <w:r>
           <w:rPr>
             <w:rFonts w:ascii="Arial" w:cs="Arial" w:eastAsia="Arial" w:hAnsi="Arial"/>
@@ -37530,7 +37530,7 @@
         </w:rPr>
         <w:t xml:space="preserve"> (</w:t>
       </w:r>
-      <w:hyperlink w:history="1" r:id="rIdpewfbovvvx3tl7l1tbya0">
+      <w:hyperlink w:history="1" r:id="rIdo79q77a_uo0rifhrpgb8n">
         <w:r>
           <w:rPr>
             <w:rFonts w:ascii="Arial" w:cs="Arial" w:eastAsia="Arial" w:hAnsi="Arial"/>
@@ -38570,7 +38570,7 @@
             <w:pPr>
               <w:spacing w:after="20" w:before="0"/>
             </w:pPr>
-            <w:hyperlink w:history="1" r:id="rIdcwe4e1os8bu_cuyhbp8t6">
+            <w:hyperlink w:history="1" r:id="rIdkwdnhy8zvo3pz1h-ojqi-">
               <w:r>
                 <w:rPr>
                   <w:rFonts w:ascii="Arial" w:cs="Arial" w:eastAsia="Arial" w:hAnsi="Arial"/>
@@ -38619,7 +38619,7 @@
               <w:spacing w:after="10" w:before="0"/>
               <w:ind w:left="120"/>
             </w:pPr>
-            <w:hyperlink w:history="1" r:id="rIddjqxygfasolhjhnyrdlso">
+            <w:hyperlink w:history="1" r:id="rId2kjejtnjix0czouyzksy7">
               <w:r>
                 <w:rPr>
                   <w:rFonts w:ascii="Arial" w:cs="Arial" w:eastAsia="Arial" w:hAnsi="Arial"/>
@@ -38664,7 +38664,7 @@
             <w:pPr>
               <w:spacing w:after="20" w:before="0"/>
             </w:pPr>
-            <w:hyperlink w:history="1" r:id="rIdaqifcieh7eanqxrhpy98s">
+            <w:hyperlink w:history="1" r:id="rId2xpd03vrrfz9yyqwhus_2">
               <w:r>
                 <w:rPr>
                   <w:rFonts w:ascii="Arial" w:cs="Arial" w:eastAsia="Arial" w:hAnsi="Arial"/>
@@ -38697,7 +38697,7 @@
               <w:spacing w:after="10" w:before="0"/>
               <w:ind w:left="120"/>
             </w:pPr>
-            <w:hyperlink w:history="1" r:id="rIdmfnn0otdux1nda3jiqgax">
+            <w:hyperlink w:history="1" r:id="rIdj-k114iawclw5c4du6k_z">
               <w:r>
                 <w:rPr>
                   <w:rFonts w:ascii="Arial" w:cs="Arial" w:eastAsia="Arial" w:hAnsi="Arial"/>
@@ -38897,7 +38897,7 @@
             <w:pPr>
               <w:spacing w:after="20" w:before="0"/>
             </w:pPr>
-            <w:hyperlink w:history="1" r:id="rIda0dzi5q0rfhxm4zpaxdqb">
+            <w:hyperlink w:history="1" r:id="rIdrzmmev_5c1krfjhmahhau">
               <w:r>
                 <w:rPr>
                   <w:rFonts w:ascii="Arial" w:cs="Arial" w:eastAsia="Arial" w:hAnsi="Arial"/>
@@ -38946,7 +38946,7 @@
               <w:spacing w:after="10" w:before="0"/>
               <w:ind w:left="120"/>
             </w:pPr>
-            <w:hyperlink w:history="1" r:id="rIdgs9pw1scjjjhwjv-reyli">
+            <w:hyperlink w:history="1" r:id="rIdivxnzgxphmktsfmyoc8wh">
               <w:r>
                 <w:rPr>
                   <w:rFonts w:ascii="Arial" w:cs="Arial" w:eastAsia="Arial" w:hAnsi="Arial"/>
@@ -38991,7 +38991,7 @@
             <w:pPr>
               <w:spacing w:after="20" w:before="0"/>
             </w:pPr>
-            <w:hyperlink w:history="1" r:id="rIdy5vkg2s4byr-vwm5kmivz">
+            <w:hyperlink w:history="1" r:id="rIdwusfv8k-w9fduq14unl0m">
               <w:r>
                 <w:rPr>
                   <w:rFonts w:ascii="Arial" w:cs="Arial" w:eastAsia="Arial" w:hAnsi="Arial"/>
@@ -39024,7 +39024,7 @@
               <w:spacing w:after="10" w:before="0"/>
               <w:ind w:left="120"/>
             </w:pPr>
-            <w:hyperlink w:history="1" r:id="rIddb_fbrdg3oeont2b-tgj3">
+            <w:hyperlink w:history="1" r:id="rId5zmlbp9u5zvyjguhmayud">
               <w:r>
                 <w:rPr>
                   <w:rFonts w:ascii="Arial" w:cs="Arial" w:eastAsia="Arial" w:hAnsi="Arial"/>
@@ -39224,7 +39224,7 @@
             <w:pPr>
               <w:spacing w:after="20" w:before="0"/>
             </w:pPr>
-            <w:hyperlink w:history="1" r:id="rIdob2u8rekmrge_hb9o_hac">
+            <w:hyperlink w:history="1" r:id="rId1q7qiqyqhu4mdbrntze8l">
               <w:r>
                 <w:rPr>
                   <w:rFonts w:ascii="Arial" w:cs="Arial" w:eastAsia="Arial" w:hAnsi="Arial"/>
@@ -39273,7 +39273,7 @@
               <w:spacing w:after="10" w:before="0"/>
               <w:ind w:left="120"/>
             </w:pPr>
-            <w:hyperlink w:history="1" r:id="rIdvjgox9i45b5ccsg-rq0kj">
+            <w:hyperlink w:history="1" r:id="rIdbvrejhcp2818rflatw-yu">
               <w:r>
                 <w:rPr>
                   <w:rFonts w:ascii="Arial" w:cs="Arial" w:eastAsia="Arial" w:hAnsi="Arial"/>
@@ -39318,7 +39318,7 @@
             <w:pPr>
               <w:spacing w:after="20" w:before="0"/>
             </w:pPr>
-            <w:hyperlink w:history="1" r:id="rId_oryru9p3gy8bla5iupwf">
+            <w:hyperlink w:history="1" r:id="rIdyji4wxpkku4uky1r4imiv">
               <w:r>
                 <w:rPr>
                   <w:rFonts w:ascii="Arial" w:cs="Arial" w:eastAsia="Arial" w:hAnsi="Arial"/>
@@ -39351,7 +39351,7 @@
               <w:spacing w:after="10" w:before="0"/>
               <w:ind w:left="120"/>
             </w:pPr>
-            <w:hyperlink w:history="1" r:id="rIdpop7gzrqrw4cckb-rpkt4">
+            <w:hyperlink w:history="1" r:id="rIdoq1m4l9sdy_qebo5zzyfv">
               <w:r>
                 <w:rPr>
                   <w:rFonts w:ascii="Arial" w:cs="Arial" w:eastAsia="Arial" w:hAnsi="Arial"/>
@@ -39551,7 +39551,7 @@
             <w:pPr>
               <w:spacing w:after="20" w:before="0"/>
             </w:pPr>
-            <w:hyperlink w:history="1" r:id="rIdhhboimlarij2mqxmhrqzv">
+            <w:hyperlink w:history="1" r:id="rIdszyzlozkukiqkmowmrblh">
               <w:r>
                 <w:rPr>
                   <w:rFonts w:ascii="Arial" w:cs="Arial" w:eastAsia="Arial" w:hAnsi="Arial"/>
@@ -39600,7 +39600,7 @@
               <w:spacing w:after="10" w:before="0"/>
               <w:ind w:left="120"/>
             </w:pPr>
-            <w:hyperlink w:history="1" r:id="rId7nj-7hlsz9tply0hms2wt">
+            <w:hyperlink w:history="1" r:id="rIdbf0qa24r7ra6j0gisiph6">
               <w:r>
                 <w:rPr>
                   <w:rFonts w:ascii="Arial" w:cs="Arial" w:eastAsia="Arial" w:hAnsi="Arial"/>
@@ -39645,7 +39645,7 @@
             <w:pPr>
               <w:spacing w:after="20" w:before="0"/>
             </w:pPr>
-            <w:hyperlink w:history="1" r:id="rIdikf8lunf2wkjawizltill">
+            <w:hyperlink w:history="1" r:id="rIdhbljgi1fesgfnvqy98gk_">
               <w:r>
                 <w:rPr>
                   <w:rFonts w:ascii="Arial" w:cs="Arial" w:eastAsia="Arial" w:hAnsi="Arial"/>
@@ -39678,7 +39678,7 @@
               <w:spacing w:after="10" w:before="0"/>
               <w:ind w:left="120"/>
             </w:pPr>
-            <w:hyperlink w:history="1" r:id="rIdjhts51qs2pn6bj46llsey">
+            <w:hyperlink w:history="1" r:id="rId6na8dtfj2vepr1-og5p1t">
               <w:r>
                 <w:rPr>
                   <w:rFonts w:ascii="Arial" w:cs="Arial" w:eastAsia="Arial" w:hAnsi="Arial"/>
@@ -39878,7 +39878,7 @@
             <w:pPr>
               <w:spacing w:after="20" w:before="0"/>
             </w:pPr>
-            <w:hyperlink w:history="1" r:id="rIdpkfghg0gj2jpel1m9denz">
+            <w:hyperlink w:history="1" r:id="rId4tr7h5zowb25ruy3ysf8d">
               <w:r>
                 <w:rPr>
                   <w:rFonts w:ascii="Arial" w:cs="Arial" w:eastAsia="Arial" w:hAnsi="Arial"/>
@@ -39927,7 +39927,7 @@
               <w:spacing w:after="10" w:before="0"/>
               <w:ind w:left="120"/>
             </w:pPr>
-            <w:hyperlink w:history="1" r:id="rIdwjgzbgzap8s2dckjb1mai">
+            <w:hyperlink w:history="1" r:id="rIdfrhfwyqoxfpzub5axptzc">
               <w:r>
                 <w:rPr>
                   <w:rFonts w:ascii="Arial" w:cs="Arial" w:eastAsia="Arial" w:hAnsi="Arial"/>
@@ -39972,7 +39972,7 @@
             <w:pPr>
               <w:spacing w:after="20" w:before="0"/>
             </w:pPr>
-            <w:hyperlink w:history="1" r:id="rId5todxzmlmptqlzef9edxy">
+            <w:hyperlink w:history="1" r:id="rIdztjubkqmgeibsfzdm3zwe">
               <w:r>
                 <w:rPr>
                   <w:rFonts w:ascii="Arial" w:cs="Arial" w:eastAsia="Arial" w:hAnsi="Arial"/>
@@ -40005,7 +40005,7 @@
               <w:spacing w:after="10" w:before="0"/>
               <w:ind w:left="120"/>
             </w:pPr>
-            <w:hyperlink w:history="1" r:id="rIdnpvxw0imi8dsrsnk5mlna">
+            <w:hyperlink w:history="1" r:id="rIdcu6itjvm_r6ck0kurfxm1">
               <w:r>
                 <w:rPr>
                   <w:rFonts w:ascii="Arial" w:cs="Arial" w:eastAsia="Arial" w:hAnsi="Arial"/>
@@ -40770,7 +40770,7 @@
         </w:rPr>
         <w:t xml:space="preserve">© 2026 SeaVuria and ARES. Aligned with KICD objectives. Developed by SeaVuria; technical implementation by ARES (with AI assistance from Claude). Licensed under </w:t>
       </w:r>
-      <w:hyperlink w:history="1" r:id="rIdve80_tmeh3oltp3ijpobb">
+      <w:hyperlink w:history="1" r:id="rIdolq4bnjahybxipprtxxfh">
         <w:r>
           <w:rPr>
             <w:rFonts w:ascii="Arial" w:cs="Arial" w:eastAsia="Arial" w:hAnsi="Arial"/>
@@ -40791,7 +40791,7 @@
         </w:rPr>
         <w:t xml:space="preserve"> (</w:t>
       </w:r>
-      <w:hyperlink w:history="1" r:id="rIdykz7d3-bisvcyxh25wo5q">
+      <w:hyperlink w:history="1" r:id="rId9zzhw6zdgjjbbssvexrdk">
         <w:r>
           <w:rPr>
             <w:rFonts w:ascii="Arial" w:cs="Arial" w:eastAsia="Arial" w:hAnsi="Arial"/>
